--- a/lessons/4-5/homework.docx
+++ b/lessons/4-5/homework.docx
@@ -106,7 +106,55 @@
     </w:p>
     <w:p>
       <w:pPr>
-        <w:spacing w:after="60"/>
+        <w:keepNext/>
+        <w:spacing w:after="20" w:before="80"/>
+        <w:jc w:val="center"/>
+      </w:pPr>
+      <w:r>
+        <w:drawing>
+          <wp:inline distT="0" distB="0" distL="0" distR="0">
+            <wp:extent cx="1047750" cy="790575"/>
+            <wp:effectExtent t="0" r="0" b="0" l="0"/>
+            <wp:docPr id="1" name="" descr="" title=""/>
+            <wp:cNvGraphicFramePr>
+              <a:graphicFrameLocks xmlns:a="http://schemas.openxmlformats.org/drawingml/2006/main" noChangeAspect="1"/>
+            </wp:cNvGraphicFramePr>
+            <a:graphic xmlns:a="http://schemas.openxmlformats.org/drawingml/2006/main">
+              <a:graphicData uri="http://schemas.openxmlformats.org/drawingml/2006/picture">
+                <pic:pic xmlns:pic="http://schemas.openxmlformats.org/drawingml/2006/picture">
+                  <pic:nvPicPr>
+                    <pic:cNvPr id="0" name="" descr=""/>
+                    <pic:cNvPicPr>
+                      <a:picLocks noChangeAspect="1" noChangeArrowheads="1"/>
+                    </pic:cNvPicPr>
+                  </pic:nvPicPr>
+                  <pic:blipFill>
+                    <a:blip r:embed="rId7" cstate="none"/>
+                    <a:srcRect/>
+                    <a:stretch>
+                      <a:fillRect/>
+                    </a:stretch>
+                  </pic:blipFill>
+                  <pic:spPr bwMode="auto">
+                    <a:xfrm>
+                      <a:off x="0" y="0"/>
+                      <a:ext cx="1047750" cy="790575"/>
+                    </a:xfrm>
+                    <a:prstGeom prst="rect">
+                      <a:avLst/>
+                    </a:prstGeom>
+                  </pic:spPr>
+                </pic:pic>
+              </a:graphicData>
+            </a:graphic>
+          </wp:inline>
+        </w:drawing>
+      </w:r>
+    </w:p>
+    <w:p>
+      <w:pPr>
+        <w:keepNext/>
+        <w:spacing w:after="120"/>
       </w:pPr>
       <w:r>
         <w:rPr>
@@ -116,12 +164,60 @@
         <w:t xml:space="preserve">Discount (Descuento)</w:t>
       </w:r>
       <w:r>
-        <w:t xml:space="preserve"> — An amount subtracted from the original price</w:t>
-      </w:r>
-    </w:p>
-    <w:p>
-      <w:pPr>
-        <w:spacing w:after="60"/>
+        <w:t xml:space="preserve"> — Money taken off the first price to make it cheaper.</w:t>
+      </w:r>
+    </w:p>
+    <w:p>
+      <w:pPr>
+        <w:keepNext/>
+        <w:spacing w:after="20" w:before="80"/>
+        <w:jc w:val="center"/>
+      </w:pPr>
+      <w:r>
+        <w:drawing>
+          <wp:inline distT="0" distB="0" distL="0" distR="0">
+            <wp:extent cx="1047750" cy="790575"/>
+            <wp:effectExtent t="0" r="0" b="0" l="0"/>
+            <wp:docPr id="1" name="" descr="" title=""/>
+            <wp:cNvGraphicFramePr>
+              <a:graphicFrameLocks xmlns:a="http://schemas.openxmlformats.org/drawingml/2006/main" noChangeAspect="1"/>
+            </wp:cNvGraphicFramePr>
+            <a:graphic xmlns:a="http://schemas.openxmlformats.org/drawingml/2006/main">
+              <a:graphicData uri="http://schemas.openxmlformats.org/drawingml/2006/picture">
+                <pic:pic xmlns:pic="http://schemas.openxmlformats.org/drawingml/2006/picture">
+                  <pic:nvPicPr>
+                    <pic:cNvPr id="0" name="" descr=""/>
+                    <pic:cNvPicPr>
+                      <a:picLocks noChangeAspect="1" noChangeArrowheads="1"/>
+                    </pic:cNvPicPr>
+                  </pic:nvPicPr>
+                  <pic:blipFill>
+                    <a:blip r:embed="rId8" cstate="none"/>
+                    <a:srcRect/>
+                    <a:stretch>
+                      <a:fillRect/>
+                    </a:stretch>
+                  </pic:blipFill>
+                  <pic:spPr bwMode="auto">
+                    <a:xfrm>
+                      <a:off x="0" y="0"/>
+                      <a:ext cx="1047750" cy="790575"/>
+                    </a:xfrm>
+                    <a:prstGeom prst="rect">
+                      <a:avLst/>
+                    </a:prstGeom>
+                  </pic:spPr>
+                </pic:pic>
+              </a:graphicData>
+            </a:graphic>
+          </wp:inline>
+        </w:drawing>
+      </w:r>
+    </w:p>
+    <w:p>
+      <w:pPr>
+        <w:keepNext/>
+        <w:spacing w:after="120"/>
       </w:pPr>
       <w:r>
         <w:rPr>
@@ -131,12 +227,60 @@
         <w:t xml:space="preserve">Markup (Recargo (margen))</w:t>
       </w:r>
       <w:r>
-        <w:t xml:space="preserve"> — An amount added to the cost to set a selling price</w:t>
-      </w:r>
-    </w:p>
-    <w:p>
-      <w:pPr>
-        <w:spacing w:after="60"/>
+        <w:t xml:space="preserve"> — Money added to the cost to set the selling price.</w:t>
+      </w:r>
+    </w:p>
+    <w:p>
+      <w:pPr>
+        <w:keepNext/>
+        <w:spacing w:after="20" w:before="80"/>
+        <w:jc w:val="center"/>
+      </w:pPr>
+      <w:r>
+        <w:drawing>
+          <wp:inline distT="0" distB="0" distL="0" distR="0">
+            <wp:extent cx="1047750" cy="790575"/>
+            <wp:effectExtent t="0" r="0" b="0" l="0"/>
+            <wp:docPr id="1" name="" descr="" title=""/>
+            <wp:cNvGraphicFramePr>
+              <a:graphicFrameLocks xmlns:a="http://schemas.openxmlformats.org/drawingml/2006/main" noChangeAspect="1"/>
+            </wp:cNvGraphicFramePr>
+            <a:graphic xmlns:a="http://schemas.openxmlformats.org/drawingml/2006/main">
+              <a:graphicData uri="http://schemas.openxmlformats.org/drawingml/2006/picture">
+                <pic:pic xmlns:pic="http://schemas.openxmlformats.org/drawingml/2006/picture">
+                  <pic:nvPicPr>
+                    <pic:cNvPr id="0" name="" descr=""/>
+                    <pic:cNvPicPr>
+                      <a:picLocks noChangeAspect="1" noChangeArrowheads="1"/>
+                    </pic:cNvPicPr>
+                  </pic:nvPicPr>
+                  <pic:blipFill>
+                    <a:blip r:embed="rId8" cstate="none"/>
+                    <a:srcRect/>
+                    <a:stretch>
+                      <a:fillRect/>
+                    </a:stretch>
+                  </pic:blipFill>
+                  <pic:spPr bwMode="auto">
+                    <a:xfrm>
+                      <a:off x="0" y="0"/>
+                      <a:ext cx="1047750" cy="790575"/>
+                    </a:xfrm>
+                    <a:prstGeom prst="rect">
+                      <a:avLst/>
+                    </a:prstGeom>
+                  </pic:spPr>
+                </pic:pic>
+              </a:graphicData>
+            </a:graphic>
+          </wp:inline>
+        </w:drawing>
+      </w:r>
+    </w:p>
+    <w:p>
+      <w:pPr>
+        <w:keepNext/>
+        <w:spacing w:after="120"/>
       </w:pPr>
       <w:r>
         <w:rPr>
@@ -146,12 +290,60 @@
         <w:t xml:space="preserve">Tax (Impuesto)</w:t>
       </w:r>
       <w:r>
-        <w:t xml:space="preserve"> — A percent of the price added by the government</w:t>
-      </w:r>
-    </w:p>
-    <w:p>
-      <w:pPr>
-        <w:spacing w:after="60"/>
+        <w:t xml:space="preserve"> — Extra money added to a price for the government.</w:t>
+      </w:r>
+    </w:p>
+    <w:p>
+      <w:pPr>
+        <w:keepNext/>
+        <w:spacing w:after="20" w:before="80"/>
+        <w:jc w:val="center"/>
+      </w:pPr>
+      <w:r>
+        <w:drawing>
+          <wp:inline distT="0" distB="0" distL="0" distR="0">
+            <wp:extent cx="1047750" cy="790575"/>
+            <wp:effectExtent t="0" r="0" b="0" l="0"/>
+            <wp:docPr id="1" name="" descr="" title=""/>
+            <wp:cNvGraphicFramePr>
+              <a:graphicFrameLocks xmlns:a="http://schemas.openxmlformats.org/drawingml/2006/main" noChangeAspect="1"/>
+            </wp:cNvGraphicFramePr>
+            <a:graphic xmlns:a="http://schemas.openxmlformats.org/drawingml/2006/main">
+              <a:graphicData uri="http://schemas.openxmlformats.org/drawingml/2006/picture">
+                <pic:pic xmlns:pic="http://schemas.openxmlformats.org/drawingml/2006/picture">
+                  <pic:nvPicPr>
+                    <pic:cNvPr id="0" name="" descr=""/>
+                    <pic:cNvPicPr>
+                      <a:picLocks noChangeAspect="1" noChangeArrowheads="1"/>
+                    </pic:cNvPicPr>
+                  </pic:nvPicPr>
+                  <pic:blipFill>
+                    <a:blip r:embed="rId8" cstate="none"/>
+                    <a:srcRect/>
+                    <a:stretch>
+                      <a:fillRect/>
+                    </a:stretch>
+                  </pic:blipFill>
+                  <pic:spPr bwMode="auto">
+                    <a:xfrm>
+                      <a:off x="0" y="0"/>
+                      <a:ext cx="1047750" cy="790575"/>
+                    </a:xfrm>
+                    <a:prstGeom prst="rect">
+                      <a:avLst/>
+                    </a:prstGeom>
+                  </pic:spPr>
+                </pic:pic>
+              </a:graphicData>
+            </a:graphic>
+          </wp:inline>
+        </w:drawing>
+      </w:r>
+    </w:p>
+    <w:p>
+      <w:pPr>
+        <w:keepNext/>
+        <w:spacing w:after="120"/>
       </w:pPr>
       <w:r>
         <w:rPr>
@@ -161,12 +353,60 @@
         <w:t xml:space="preserve">Tip (Propina)</w:t>
       </w:r>
       <w:r>
-        <w:t xml:space="preserve"> — An extra amount given for service, usually a percent of the total</w:t>
-      </w:r>
-    </w:p>
-    <w:p>
-      <w:pPr>
-        <w:spacing w:after="60"/>
+        <w:t xml:space="preserve"> — Extra money you give for good service.</w:t>
+      </w:r>
+    </w:p>
+    <w:p>
+      <w:pPr>
+        <w:keepNext/>
+        <w:spacing w:after="20" w:before="80"/>
+        <w:jc w:val="center"/>
+      </w:pPr>
+      <w:r>
+        <w:drawing>
+          <wp:inline distT="0" distB="0" distL="0" distR="0">
+            <wp:extent cx="1047750" cy="790575"/>
+            <wp:effectExtent t="0" r="0" b="0" l="0"/>
+            <wp:docPr id="1" name="" descr="" title=""/>
+            <wp:cNvGraphicFramePr>
+              <a:graphicFrameLocks xmlns:a="http://schemas.openxmlformats.org/drawingml/2006/main" noChangeAspect="1"/>
+            </wp:cNvGraphicFramePr>
+            <a:graphic xmlns:a="http://schemas.openxmlformats.org/drawingml/2006/main">
+              <a:graphicData uri="http://schemas.openxmlformats.org/drawingml/2006/picture">
+                <pic:pic xmlns:pic="http://schemas.openxmlformats.org/drawingml/2006/picture">
+                  <pic:nvPicPr>
+                    <pic:cNvPr id="0" name="" descr=""/>
+                    <pic:cNvPicPr>
+                      <a:picLocks noChangeAspect="1" noChangeArrowheads="1"/>
+                    </pic:cNvPicPr>
+                  </pic:nvPicPr>
+                  <pic:blipFill>
+                    <a:blip r:embed="rId8" cstate="none"/>
+                    <a:srcRect/>
+                    <a:stretch>
+                      <a:fillRect/>
+                    </a:stretch>
+                  </pic:blipFill>
+                  <pic:spPr bwMode="auto">
+                    <a:xfrm>
+                      <a:off x="0" y="0"/>
+                      <a:ext cx="1047750" cy="790575"/>
+                    </a:xfrm>
+                    <a:prstGeom prst="rect">
+                      <a:avLst/>
+                    </a:prstGeom>
+                  </pic:spPr>
+                </pic:pic>
+              </a:graphicData>
+            </a:graphic>
+          </wp:inline>
+        </w:drawing>
+      </w:r>
+    </w:p>
+    <w:p>
+      <w:pPr>
+        <w:keepNext/>
+        <w:spacing w:after="120"/>
       </w:pPr>
       <w:r>
         <w:rPr>
@@ -176,7 +416,7 @@
         <w:t xml:space="preserve">Percent (Porcentaje)</w:t>
       </w:r>
       <w:r>
-        <w:t xml:space="preserve"> — A ratio that compares a number to 100</w:t>
+        <w:t xml:space="preserve"> — A way to compare a number to 100, shown with the % sign.</w:t>
       </w:r>
     </w:p>
     <w:p>

--- a/lessons/4-5/homework.docx
+++ b/lessons/4-5/homework.docx
@@ -24,7 +24,7 @@
           <w:i/>
           <w:iCs/>
         </w:rPr>
-        <w:t xml:space="preserve">Lesson 4-5  •  Standard 6.RP.3c</w:t>
+        <w:t xml:space="preserve">Lesson 4-5  •  Standard 6.AT.4</w:t>
       </w:r>
     </w:p>
     <w:p>
@@ -893,39 +893,43 @@
           <w:b/>
           <w:bCs/>
         </w:rPr>
-        <w:t xml:space="preserve">6. 15 is what percent of 60?</w:t>
-      </w:r>
-    </w:p>
-    <w:p>
-      <w:pPr>
-        <w:spacing w:after="40" w:before="0"/>
-      </w:pPr>
-      <w:r>
-        <w:t xml:space="preserve">     A. 25%</w:t>
-      </w:r>
-    </w:p>
-    <w:p>
-      <w:pPr>
-        <w:spacing w:after="40" w:before="0"/>
-      </w:pPr>
-      <w:r>
-        <w:t xml:space="preserve">     B. 15%</w:t>
-      </w:r>
-    </w:p>
-    <w:p>
-      <w:pPr>
-        <w:spacing w:after="40" w:before="0"/>
-      </w:pPr>
-      <w:r>
-        <w:t xml:space="preserve">     C. 45%</w:t>
-      </w:r>
-    </w:p>
-    <w:p>
-      <w:pPr>
-        <w:spacing w:after="40" w:before="0"/>
-      </w:pPr>
-      <w:r>
-        <w:t xml:space="preserve">     D. 40%</w:t>
+        <w:t xml:space="preserve">6. onLevel — Spot the Common Mistake</w:t>
+      </w:r>
+    </w:p>
+    <w:p>
+      <w:pPr>
+        <w:spacing w:after="40" w:before="0"/>
+      </w:pPr>
+      <w:r>
+        <w:t xml:space="preserve">   Step 1 (Read): A student is working on Use Percent to Solve Problems.</w:t>
+      </w:r>
+    </w:p>
+    <w:p>
+      <w:pPr>
+        <w:spacing w:after="40" w:before="0"/>
+      </w:pPr>
+      <w:r>
+        <w:t xml:space="preserve">   Step 2 (Attempt): They ignored the rule: Take the discount off first to get the new lower price, then add the tax on that new price.</w:t>
+      </w:r>
+    </w:p>
+    <w:p>
+      <w:pPr>
+        <w:spacing w:after="40" w:before="0"/>
+      </w:pPr>
+      <w:r>
+        <w:t xml:space="preserve">   Step 3 (Check): The answer does not match the math rule from class.</w:t>
+      </w:r>
+    </w:p>
+    <w:p>
+      <w:pPr>
+        <w:spacing w:after="60" w:before="0"/>
+      </w:pPr>
+      <w:r>
+        <w:rPr>
+          <w:i/>
+          <w:iCs/>
+        </w:rPr>
+        <w:t xml:space="preserve">Which step has the mistake? Explain and fix it:</w:t>
       </w:r>
     </w:p>
     <w:p>
@@ -941,6 +945,28 @@
     </w:p>
     <w:p>
       <w:pPr>
+        <w:spacing w:after="60" w:before="120"/>
+      </w:pPr>
+      <w:r>
+        <w:rPr>
+          <w:color w:val="BBBBBB"/>
+        </w:rPr>
+        <w:t xml:space="preserve">______________________________________________________________________</w:t>
+      </w:r>
+    </w:p>
+    <w:p>
+      <w:pPr>
+        <w:spacing w:after="60" w:before="120"/>
+      </w:pPr>
+      <w:r>
+        <w:rPr>
+          <w:color w:val="BBBBBB"/>
+        </w:rPr>
+        <w:t xml:space="preserve">______________________________________________________________________</w:t>
+      </w:r>
+    </w:p>
+    <w:p>
+      <w:pPr>
         <w:spacing w:after="80" w:before="0"/>
       </w:pPr>
       <w:r>
@@ -948,39 +974,39 @@
           <w:b/>
           <w:bCs/>
         </w:rPr>
-        <w:t xml:space="preserve">7. 8 is 40% of what number?</w:t>
-      </w:r>
-    </w:p>
-    <w:p>
-      <w:pPr>
-        <w:spacing w:after="40" w:before="0"/>
-      </w:pPr>
-      <w:r>
-        <w:t xml:space="preserve">     A. 20</w:t>
-      </w:r>
-    </w:p>
-    <w:p>
-      <w:pPr>
-        <w:spacing w:after="40" w:before="0"/>
-      </w:pPr>
-      <w:r>
-        <w:t xml:space="preserve">     B. 32</w:t>
-      </w:r>
-    </w:p>
-    <w:p>
-      <w:pPr>
-        <w:spacing w:after="40" w:before="0"/>
-      </w:pPr>
-      <w:r>
-        <w:t xml:space="preserve">     C. 48</w:t>
-      </w:r>
-    </w:p>
-    <w:p>
-      <w:pPr>
-        <w:spacing w:after="40" w:before="0"/>
-      </w:pPr>
-      <w:r>
-        <w:t xml:space="preserve">     D. 16</w:t>
+        <w:t xml:space="preserve">7. Store 1 — Sneaker Spot: A pair of sneakers is $60 with 20% off. What is the sale price?</w:t>
+      </w:r>
+    </w:p>
+    <w:p>
+      <w:pPr>
+        <w:spacing w:after="40" w:before="0"/>
+      </w:pPr>
+      <w:r>
+        <w:t xml:space="preserve">     A. $48</w:t>
+      </w:r>
+    </w:p>
+    <w:p>
+      <w:pPr>
+        <w:spacing w:after="40" w:before="0"/>
+      </w:pPr>
+      <w:r>
+        <w:t xml:space="preserve">     B. $40</w:t>
+      </w:r>
+    </w:p>
+    <w:p>
+      <w:pPr>
+        <w:spacing w:after="40" w:before="0"/>
+      </w:pPr>
+      <w:r>
+        <w:t xml:space="preserve">     C. $52</w:t>
+      </w:r>
+    </w:p>
+    <w:p>
+      <w:pPr>
+        <w:spacing w:after="40" w:before="0"/>
+      </w:pPr>
+      <w:r>
+        <w:t xml:space="preserve">     D. $12</w:t>
       </w:r>
     </w:p>
     <w:p>
@@ -1003,39 +1029,39 @@
           <w:b/>
           <w:bCs/>
         </w:rPr>
-        <w:t xml:space="preserve">8. A test has 25 questions. A student gets 88% correct. How many are correct?</w:t>
-      </w:r>
-    </w:p>
-    <w:p>
-      <w:pPr>
-        <w:spacing w:after="40" w:before="0"/>
-      </w:pPr>
-      <w:r>
-        <w:t xml:space="preserve">     A. 22</w:t>
-      </w:r>
-    </w:p>
-    <w:p>
-      <w:pPr>
-        <w:spacing w:after="40" w:before="0"/>
-      </w:pPr>
-      <w:r>
-        <w:t xml:space="preserve">     B. 20</w:t>
-      </w:r>
-    </w:p>
-    <w:p>
-      <w:pPr>
-        <w:spacing w:after="40" w:before="0"/>
-      </w:pPr>
-      <w:r>
-        <w:t xml:space="preserve">     C. 23</w:t>
-      </w:r>
-    </w:p>
-    <w:p>
-      <w:pPr>
-        <w:spacing w:after="40" w:before="0"/>
-      </w:pPr>
-      <w:r>
-        <w:t xml:space="preserve">     D. 21</w:t>
+        <w:t xml:space="preserve">8. Store 2 — Tech Stop: A $25 phone case has 8% sales tax added. What is the total cost?</w:t>
+      </w:r>
+    </w:p>
+    <w:p>
+      <w:pPr>
+        <w:spacing w:after="40" w:before="0"/>
+      </w:pPr>
+      <w:r>
+        <w:t xml:space="preserve">     A. $27</w:t>
+      </w:r>
+    </w:p>
+    <w:p>
+      <w:pPr>
+        <w:spacing w:after="40" w:before="0"/>
+      </w:pPr>
+      <w:r>
+        <w:t xml:space="preserve">     B. $33</w:t>
+      </w:r>
+    </w:p>
+    <w:p>
+      <w:pPr>
+        <w:spacing w:after="40" w:before="0"/>
+      </w:pPr>
+      <w:r>
+        <w:t xml:space="preserve">     C. $25.08</w:t>
+      </w:r>
+    </w:p>
+    <w:p>
+      <w:pPr>
+        <w:spacing w:after="40" w:before="0"/>
+      </w:pPr>
+      <w:r>
+        <w:t xml:space="preserve">     D. $23</w:t>
       </w:r>
     </w:p>
     <w:p>
@@ -1058,39 +1084,122 @@
           <w:b/>
           <w:bCs/>
         </w:rPr>
-        <w:t xml:space="preserve">9. A shirt is $30 after a 25% discount off the original price. What was the original price?</w:t>
-      </w:r>
-    </w:p>
-    <w:p>
-      <w:pPr>
-        <w:spacing w:after="40" w:before="0"/>
-      </w:pPr>
-      <w:r>
-        <w:t xml:space="preserve">     A. $40</w:t>
-      </w:r>
-    </w:p>
-    <w:p>
-      <w:pPr>
-        <w:spacing w:after="40" w:before="0"/>
-      </w:pPr>
-      <w:r>
-        <w:t xml:space="preserve">     B. $37.50</w:t>
-      </w:r>
-    </w:p>
-    <w:p>
-      <w:pPr>
-        <w:spacing w:after="40" w:before="0"/>
-      </w:pPr>
-      <w:r>
-        <w:t xml:space="preserve">     C. $45</w:t>
-      </w:r>
-    </w:p>
-    <w:p>
-      <w:pPr>
-        <w:spacing w:after="40" w:before="0"/>
-      </w:pPr>
-      <w:r>
-        <w:t xml:space="preserve">     D. $36</w:t>
+        <w:t xml:space="preserve">9. Store 3 — Food Court: Your lunch bill is $40. You leave a 15% tip. How much is the tip?</w:t>
+      </w:r>
+    </w:p>
+    <w:p>
+      <w:pPr>
+        <w:spacing w:after="40" w:before="0"/>
+      </w:pPr>
+      <w:r>
+        <w:t xml:space="preserve">     A. $6</w:t>
+      </w:r>
+    </w:p>
+    <w:p>
+      <w:pPr>
+        <w:spacing w:after="40" w:before="0"/>
+      </w:pPr>
+      <w:r>
+        <w:t xml:space="preserve">     B. $4</w:t>
+      </w:r>
+    </w:p>
+    <w:p>
+      <w:pPr>
+        <w:spacing w:after="40" w:before="0"/>
+      </w:pPr>
+      <w:r>
+        <w:t xml:space="preserve">     C. $15</w:t>
+      </w:r>
+    </w:p>
+    <w:p>
+      <w:pPr>
+        <w:spacing w:after="40" w:before="0"/>
+      </w:pPr>
+      <w:r>
+        <w:t xml:space="preserve">     D. $46</w:t>
+      </w:r>
+    </w:p>
+    <w:p>
+      <w:pPr>
+        <w:spacing w:after="60" w:before="120"/>
+      </w:pPr>
+      <w:r>
+        <w:rPr>
+          <w:color w:val="BBBBBB"/>
+        </w:rPr>
+        <w:t xml:space="preserve">______________________________________________________________________</w:t>
+      </w:r>
+    </w:p>
+    <w:p>
+      <w:pPr>
+        <w:spacing w:after="80" w:before="0"/>
+      </w:pPr>
+      <w:r>
+        <w:rPr>
+          <w:b/>
+          <w:bCs/>
+        </w:rPr>
+        <w:t xml:space="preserve">10. Store 4 — Deal Sorter: Sort each mall sign by what it does to the final price.</w:t>
+      </w:r>
+    </w:p>
+    <w:p>
+      <w:pPr>
+        <w:spacing w:after="80" w:before="0"/>
+      </w:pPr>
+      <w:r>
+        <w:rPr>
+          <w:i/>
+          <w:iCs/>
+        </w:rPr>
+        <w:t xml:space="preserve">Groups: Final Price Goes UP   |   Final Price Goes DOWN</w:t>
+      </w:r>
+    </w:p>
+    <w:p>
+      <w:pPr>
+        <w:spacing w:after="40" w:before="0"/>
+      </w:pPr>
+      <w:r>
+        <w:t xml:space="preserve">   • 35% off backpacks   → __________________</w:t>
+      </w:r>
+    </w:p>
+    <w:p>
+      <w:pPr>
+        <w:spacing w:after="40" w:before="0"/>
+      </w:pPr>
+      <w:r>
+        <w:t xml:space="preserve">   • 7% sales tax at checkout   → __________________</w:t>
+      </w:r>
+    </w:p>
+    <w:p>
+      <w:pPr>
+        <w:spacing w:after="40" w:before="0"/>
+      </w:pPr>
+      <w:r>
+        <w:t xml:space="preserve">   • 18% tip at the smoothie bar   → __________________</w:t>
+      </w:r>
+    </w:p>
+    <w:p>
+      <w:pPr>
+        <w:spacing w:after="40" w:before="0"/>
+      </w:pPr>
+      <w:r>
+        <w:t xml:space="preserve">   • Clearance: 50% off shoes   → __________________</w:t>
+      </w:r>
+    </w:p>
+    <w:p>
+      <w:pPr>
+        <w:spacing w:after="40" w:before="0"/>
+      </w:pPr>
+      <w:r>
+        <w:t xml:space="preserve">   • Store adds a 12% markup on collectibles   → __________________</w:t>
+      </w:r>
+    </w:p>
+    <w:p>
+      <w:pPr>
+        <w:spacing w:after="40" w:before="0"/>
+      </w:pPr>
+      <w:r>
+        <w:t xml:space="preserve">   • Coupon: 15% off your total   → __________________</w:t>
       </w:r>
     </w:p>
     <w:p>
@@ -1136,10 +1245,22 @@
     </w:p>
     <w:p>
       <w:pPr>
+        <w:spacing w:after="20" w:before="0"/>
+      </w:pPr>
+      <w:r>
+        <w:t xml:space="preserve">     25% of 120 = 0.25 × 120 = 30. Sale price: 120 − 30 = 90 tickets.</w:t>
+      </w:r>
+    </w:p>
+    <w:p>
+      <w:pPr>
         <w:spacing w:after="80" w:before="0"/>
       </w:pPr>
       <w:r>
-        <w:t xml:space="preserve">     25% of 120 = 0.25 × 120 = 30. Sale price: 120 − 30 = 90 tickets.</w:t>
+        <w:rPr>
+          <w:i/>
+          <w:iCs/>
+        </w:rPr>
+        <w:t xml:space="preserve">     Watch for: A common mistake in Use Percent to Solve Problems is skipping the key idea: "Take the discount off first to get the new lower price, then add the tax on that new price." — always check your work against this rule before you submit.</w:t>
       </w:r>
     </w:p>
     <w:p>
@@ -1156,10 +1277,22 @@
     </w:p>
     <w:p>
       <w:pPr>
+        <w:spacing w:after="20" w:before="0"/>
+      </w:pPr>
+      <w:r>
+        <w:t xml:space="preserve">     15% of $20 = 0.15 × 20 = $3.00.</w:t>
+      </w:r>
+    </w:p>
+    <w:p>
+      <w:pPr>
         <w:spacing w:after="80" w:before="0"/>
       </w:pPr>
       <w:r>
-        <w:t xml:space="preserve">     15% of $20 = 0.15 × 20 = $3.00.</w:t>
+        <w:rPr>
+          <w:i/>
+          <w:iCs/>
+        </w:rPr>
+        <w:t xml:space="preserve">     Watch for: A common mistake in Use Percent to Solve Problems is skipping the key idea: "Take the discount off first to get the new lower price, then add the tax on that new price." — always check your work against this rule before you submit.</w:t>
       </w:r>
     </w:p>
     <w:p>
@@ -1220,10 +1353,22 @@
     </w:p>
     <w:p>
       <w:pPr>
+        <w:spacing w:after="20" w:before="0"/>
+      </w:pPr>
+      <w:r>
+        <w:t xml:space="preserve">     Markup: $30 × 1.40 = $42. Discount: $42 × 0.10 = $4.20. Final: $42 − $4.20 = $37.80.</w:t>
+      </w:r>
+    </w:p>
+    <w:p>
+      <w:pPr>
         <w:spacing w:after="80" w:before="0"/>
       </w:pPr>
       <w:r>
-        <w:t xml:space="preserve">     Markup: $30 × 1.40 = $42. Discount: $42 × 0.10 = $4.20. Final: $42 − $4.20 = $37.80.</w:t>
+        <w:rPr>
+          <w:i/>
+          <w:iCs/>
+        </w:rPr>
+        <w:t xml:space="preserve">     Watch for: A common mistake in Use Percent to Solve Problems is skipping the key idea: "Take the discount off first to get the new lower price, then add the tax on that new price." — always check your work against this rule before you submit.</w:t>
       </w:r>
     </w:p>
     <w:p>
@@ -1240,22 +1385,70 @@
     </w:p>
     <w:p>
       <w:pPr>
+        <w:spacing w:after="20" w:before="0"/>
+      </w:pPr>
+      <w:r>
+        <w:t xml:space="preserve">     Tip: 0.20 × $35 = $7.00. Total: $35 + $7 = $42.00.</w:t>
+      </w:r>
+    </w:p>
+    <w:p>
+      <w:pPr>
         <w:spacing w:after="80" w:before="0"/>
       </w:pPr>
       <w:r>
-        <w:t xml:space="preserve">     Tip: 0.20 × $35 = $7.00. Total: $35 + $7 = $42.00.</w:t>
-      </w:r>
-    </w:p>
-    <w:p>
-      <w:pPr>
-        <w:spacing w:after="40" w:before="0"/>
-      </w:pPr>
-      <w:r>
-        <w:rPr>
-          <w:b/>
-          <w:bCs/>
-        </w:rPr>
-        <w:t xml:space="preserve">6. A. 25%</w:t>
+        <w:rPr>
+          <w:i/>
+          <w:iCs/>
+        </w:rPr>
+        <w:t xml:space="preserve">     Watch for: A common mistake in Use Percent to Solve Problems is skipping the key idea: "Take the discount off first to get the new lower price, then add the tax on that new price." — always check your work against this rule before you submit.</w:t>
+      </w:r>
+    </w:p>
+    <w:p>
+      <w:pPr>
+        <w:spacing w:after="40" w:before="0"/>
+      </w:pPr>
+      <w:r>
+        <w:rPr>
+          <w:b/>
+          <w:bCs/>
+        </w:rPr>
+        <w:t xml:space="preserve">6. onLevel — Spot the Common Mistake</w:t>
+      </w:r>
+    </w:p>
+    <w:p>
+      <w:pPr>
+        <w:spacing w:after="20" w:before="0"/>
+      </w:pPr>
+      <w:r>
+        <w:t xml:space="preserve">     The mistake is in Step 2.</w:t>
+      </w:r>
+    </w:p>
+    <w:p>
+      <w:pPr>
+        <w:spacing w:after="20" w:before="0"/>
+      </w:pPr>
+      <w:r>
+        <w:t xml:space="preserve">     Correct work: Follow the key idea: Take the discount off first to get the new lower price, then add the tax on that new price.</w:t>
+      </w:r>
+    </w:p>
+    <w:p>
+      <w:pPr>
+        <w:spacing w:after="40" w:before="0"/>
+      </w:pPr>
+      <w:r>
+        <w:rPr>
+          <w:b/>
+          <w:bCs/>
+        </w:rPr>
+        <w:t xml:space="preserve">7. A. $48</w:t>
+      </w:r>
+    </w:p>
+    <w:p>
+      <w:pPr>
+        <w:spacing w:after="20" w:before="0"/>
+      </w:pPr>
+      <w:r>
+        <w:t xml:space="preserve">     Discount: 0.20 x 60 = 12. Sale price: 60 - 12 = $48.</w:t>
       </w:r>
     </w:p>
     <w:p>
@@ -1263,19 +1456,31 @@
         <w:spacing w:after="80" w:before="0"/>
       </w:pPr>
       <w:r>
-        <w:t xml:space="preserve">     15/60 = 0.25 = 25%.</w:t>
-      </w:r>
-    </w:p>
-    <w:p>
-      <w:pPr>
-        <w:spacing w:after="40" w:before="0"/>
-      </w:pPr>
-      <w:r>
-        <w:rPr>
-          <w:b/>
-          <w:bCs/>
-        </w:rPr>
-        <w:t xml:space="preserve">7. A. 20</w:t>
+        <w:rPr>
+          <w:i/>
+          <w:iCs/>
+        </w:rPr>
+        <w:t xml:space="preserve">     Watch for: A common mistake in Use Percent to Solve Problems is skipping the key idea: "Take the discount off first to get the new lower price, then add the tax on that new price." — always check your work against this rule before you submit.</w:t>
+      </w:r>
+    </w:p>
+    <w:p>
+      <w:pPr>
+        <w:spacing w:after="40" w:before="0"/>
+      </w:pPr>
+      <w:r>
+        <w:rPr>
+          <w:b/>
+          <w:bCs/>
+        </w:rPr>
+        <w:t xml:space="preserve">8. A. $27</w:t>
+      </w:r>
+    </w:p>
+    <w:p>
+      <w:pPr>
+        <w:spacing w:after="20" w:before="0"/>
+      </w:pPr>
+      <w:r>
+        <w:t xml:space="preserve">     Tax: 0.08 x 25 = 2. Total: 25 + 2 = $27.</w:t>
       </w:r>
     </w:p>
     <w:p>
@@ -1283,19 +1488,31 @@
         <w:spacing w:after="80" w:before="0"/>
       </w:pPr>
       <w:r>
-        <w:t xml:space="preserve">     8 ÷ 0.40 = 20.</w:t>
-      </w:r>
-    </w:p>
-    <w:p>
-      <w:pPr>
-        <w:spacing w:after="40" w:before="0"/>
-      </w:pPr>
-      <w:r>
-        <w:rPr>
-          <w:b/>
-          <w:bCs/>
-        </w:rPr>
-        <w:t xml:space="preserve">8. A. 22</w:t>
+        <w:rPr>
+          <w:i/>
+          <w:iCs/>
+        </w:rPr>
+        <w:t xml:space="preserve">     Watch for: A common mistake in Use Percent to Solve Problems is skipping the key idea: "Take the discount off first to get the new lower price, then add the tax on that new price." — always check your work against this rule before you submit.</w:t>
+      </w:r>
+    </w:p>
+    <w:p>
+      <w:pPr>
+        <w:spacing w:after="40" w:before="0"/>
+      </w:pPr>
+      <w:r>
+        <w:rPr>
+          <w:b/>
+          <w:bCs/>
+        </w:rPr>
+        <w:t xml:space="preserve">9. A. $6</w:t>
+      </w:r>
+    </w:p>
+    <w:p>
+      <w:pPr>
+        <w:spacing w:after="20" w:before="0"/>
+      </w:pPr>
+      <w:r>
+        <w:t xml:space="preserve">     Tip: 0.15 x 40 = $6.</w:t>
       </w:r>
     </w:p>
     <w:p>
@@ -1303,27 +1520,79 @@
         <w:spacing w:after="80" w:before="0"/>
       </w:pPr>
       <w:r>
-        <w:t xml:space="preserve">     0.88 × 25 = 22 questions.</w:t>
-      </w:r>
-    </w:p>
-    <w:p>
-      <w:pPr>
-        <w:spacing w:after="40" w:before="0"/>
-      </w:pPr>
-      <w:r>
-        <w:rPr>
-          <w:b/>
-          <w:bCs/>
-        </w:rPr>
-        <w:t xml:space="preserve">9. A. $40</w:t>
-      </w:r>
-    </w:p>
-    <w:p>
-      <w:pPr>
-        <w:spacing w:after="80" w:before="0"/>
-      </w:pPr>
-      <w:r>
-        <w:t xml:space="preserve">     $30 is 75% of the original; 30 ÷ 0.75 = $40.</w:t>
+        <w:rPr>
+          <w:i/>
+          <w:iCs/>
+        </w:rPr>
+        <w:t xml:space="preserve">     Watch for: A common mistake in Use Percent to Solve Problems is skipping the key idea: "Take the discount off first to get the new lower price, then add the tax on that new price." — always check your work against this rule before you submit.</w:t>
+      </w:r>
+    </w:p>
+    <w:p>
+      <w:pPr>
+        <w:spacing w:after="40" w:before="0"/>
+      </w:pPr>
+      <w:r>
+        <w:rPr>
+          <w:b/>
+          <w:bCs/>
+        </w:rPr>
+        <w:t xml:space="preserve">10. Correct groups:</w:t>
+      </w:r>
+    </w:p>
+    <w:p>
+      <w:pPr>
+        <w:spacing w:after="20" w:before="0"/>
+      </w:pPr>
+      <w:r>
+        <w:t xml:space="preserve">     35% off backpacks → Final Price Goes DOWN</w:t>
+      </w:r>
+    </w:p>
+    <w:p>
+      <w:pPr>
+        <w:spacing w:after="20" w:before="0"/>
+      </w:pPr>
+      <w:r>
+        <w:t xml:space="preserve">     7% sales tax at checkout → Final Price Goes UP</w:t>
+      </w:r>
+    </w:p>
+    <w:p>
+      <w:pPr>
+        <w:spacing w:after="20" w:before="0"/>
+      </w:pPr>
+      <w:r>
+        <w:t xml:space="preserve">     18% tip at the smoothie bar → Final Price Goes UP</w:t>
+      </w:r>
+    </w:p>
+    <w:p>
+      <w:pPr>
+        <w:spacing w:after="20" w:before="0"/>
+      </w:pPr>
+      <w:r>
+        <w:t xml:space="preserve">     Clearance: 50% off shoes → Final Price Goes DOWN</w:t>
+      </w:r>
+    </w:p>
+    <w:p>
+      <w:pPr>
+        <w:spacing w:after="20" w:before="0"/>
+      </w:pPr>
+      <w:r>
+        <w:t xml:space="preserve">     Store adds a 12% markup on collectibles → Final Price Goes UP</w:t>
+      </w:r>
+    </w:p>
+    <w:p>
+      <w:pPr>
+        <w:spacing w:after="20" w:before="0"/>
+      </w:pPr>
+      <w:r>
+        <w:t xml:space="preserve">     Coupon: 15% off your total → Final Price Goes DOWN</w:t>
+      </w:r>
+    </w:p>
+    <w:p>
+      <w:pPr>
+        <w:spacing w:after="40" w:before="0"/>
+      </w:pPr>
+      <w:r>
+        <w:t xml:space="preserve"/>
       </w:r>
     </w:p>
     <w:sectPr>

--- a/lessons/4-5/homework.docx
+++ b/lessons/4-5/homework.docx
@@ -893,31 +893,31 @@
           <w:b/>
           <w:bCs/>
         </w:rPr>
-        <w:t xml:space="preserve">6. onLevel — Spot the Common Mistake</w:t>
-      </w:r>
-    </w:p>
-    <w:p>
-      <w:pPr>
-        <w:spacing w:after="40" w:before="0"/>
-      </w:pPr>
-      <w:r>
-        <w:t xml:space="preserve">   Step 1 (Read): A student is working on Use Percent to Solve Problems.</w:t>
-      </w:r>
-    </w:p>
-    <w:p>
-      <w:pPr>
-        <w:spacing w:after="40" w:before="0"/>
-      </w:pPr>
-      <w:r>
-        <w:t xml:space="preserve">   Step 2 (Attempt): They ignored the rule: Take the discount off first to get the new lower price, then add the tax on that new price.</w:t>
-      </w:r>
-    </w:p>
-    <w:p>
-      <w:pPr>
-        <w:spacing w:after="40" w:before="0"/>
-      </w:pPr>
-      <w:r>
-        <w:t xml:space="preserve">   Step 3 (Check): The answer does not match the math rule from class.</w:t>
+        <w:t xml:space="preserve">6. onLevel — Spot the Discount-then-Tax Mistake</w:t>
+      </w:r>
+    </w:p>
+    <w:p>
+      <w:pPr>
+        <w:spacing w:after="40" w:before="0"/>
+      </w:pPr>
+      <w:r>
+        <w:t xml:space="preserve">   Step 1 (Read): A $50 jacket is 20% off, then 5% tax is added. Find the final price.</w:t>
+      </w:r>
+    </w:p>
+    <w:p>
+      <w:pPr>
+        <w:spacing w:after="40" w:before="0"/>
+      </w:pPr>
+      <w:r>
+        <w:t xml:space="preserve">   Step 2 (Find the discount and sale price): 0.20 × 50 = 10 off, so the sale price is 50 − 10 = $40.</w:t>
+      </w:r>
+    </w:p>
+    <w:p>
+      <w:pPr>
+        <w:spacing w:after="40" w:before="0"/>
+      </w:pPr>
+      <w:r>
+        <w:t xml:space="preserve">   Step 3 (Add the tax): Tax = 0.05 × 50 = $2.50, so the total is 40 + 2.50 = $42.50.</w:t>
       </w:r>
     </w:p>
     <w:p>
@@ -1260,7 +1260,7 @@
           <w:i/>
           <w:iCs/>
         </w:rPr>
-        <w:t xml:space="preserve">     Watch for: A common mistake in Use Percent to Solve Problems is skipping the key idea: "Take the discount off first to get the new lower price, then add the tax on that new price." — always check your work against this rule before you submit.</w:t>
+        <w:t xml:space="preserve">     Watch for: A common mistake in Use Percent to Solve Problems is combining the discount and tax into one single percent change instead of applying them one after another. For a $40 item with a 25% discount and 8% sales tax, a student might compute 40 × (1 − 0.25 + 0.08) = 40 × 0.83 = $33.20, treating the tax as if it applies to the original price. But tax is charged on the discounted price, not the original price: first take 25% off $40 to get $40 × 0.75 = $30, then add 8% tax on that $30: $30 × 1.08 = $32.40. The correct final price is $32.40, not $33.20 — always compute the discount first, then apply tax to the new lower price.</w:t>
       </w:r>
     </w:p>
     <w:p>
@@ -1292,7 +1292,7 @@
           <w:i/>
           <w:iCs/>
         </w:rPr>
-        <w:t xml:space="preserve">     Watch for: A common mistake in Use Percent to Solve Problems is skipping the key idea: "Take the discount off first to get the new lower price, then add the tax on that new price." — always check your work against this rule before you submit.</w:t>
+        <w:t xml:space="preserve">     Watch for: A common mistake in Use Percent to Solve Problems is combining the discount and tax into one single percent change instead of applying them one after another. For a $40 item with a 25% discount and 8% sales tax, a student might compute 40 × (1 − 0.25 + 0.08) = 40 × 0.83 = $33.20, treating the tax as if it applies to the original price. But tax is charged on the discounted price, not the original price: first take 25% off $40 to get $40 × 0.75 = $30, then add 8% tax on that $30: $30 × 1.08 = $32.40. The correct final price is $32.40, not $33.20 — always compute the discount first, then apply tax to the new lower price.</w:t>
       </w:r>
     </w:p>
     <w:p>
@@ -1368,7 +1368,7 @@
           <w:i/>
           <w:iCs/>
         </w:rPr>
-        <w:t xml:space="preserve">     Watch for: A common mistake in Use Percent to Solve Problems is skipping the key idea: "Take the discount off first to get the new lower price, then add the tax on that new price." — always check your work against this rule before you submit.</w:t>
+        <w:t xml:space="preserve">     Watch for: A common mistake in Use Percent to Solve Problems is combining the discount and tax into one single percent change instead of applying them one after another. For a $40 item with a 25% discount and 8% sales tax, a student might compute 40 × (1 − 0.25 + 0.08) = 40 × 0.83 = $33.20, treating the tax as if it applies to the original price. But tax is charged on the discounted price, not the original price: first take 25% off $40 to get $40 × 0.75 = $30, then add 8% tax on that $30: $30 × 1.08 = $32.40. The correct final price is $32.40, not $33.20 — always compute the discount first, then apply tax to the new lower price.</w:t>
       </w:r>
     </w:p>
     <w:p>
@@ -1400,19 +1400,19 @@
           <w:i/>
           <w:iCs/>
         </w:rPr>
-        <w:t xml:space="preserve">     Watch for: A common mistake in Use Percent to Solve Problems is skipping the key idea: "Take the discount off first to get the new lower price, then add the tax on that new price." — always check your work against this rule before you submit.</w:t>
-      </w:r>
-    </w:p>
-    <w:p>
-      <w:pPr>
-        <w:spacing w:after="40" w:before="0"/>
-      </w:pPr>
-      <w:r>
-        <w:rPr>
-          <w:b/>
-          <w:bCs/>
-        </w:rPr>
-        <w:t xml:space="preserve">6. onLevel — Spot the Common Mistake</w:t>
+        <w:t xml:space="preserve">     Watch for: A common mistake in Use Percent to Solve Problems is combining the discount and tax into one single percent change instead of applying them one after another. For a $40 item with a 25% discount and 8% sales tax, a student might compute 40 × (1 − 0.25 + 0.08) = 40 × 0.83 = $33.20, treating the tax as if it applies to the original price. But tax is charged on the discounted price, not the original price: first take 25% off $40 to get $40 × 0.75 = $30, then add 8% tax on that $30: $30 × 1.08 = $32.40. The correct final price is $32.40, not $33.20 — always compute the discount first, then apply tax to the new lower price.</w:t>
+      </w:r>
+    </w:p>
+    <w:p>
+      <w:pPr>
+        <w:spacing w:after="40" w:before="0"/>
+      </w:pPr>
+      <w:r>
+        <w:rPr>
+          <w:b/>
+          <w:bCs/>
+        </w:rPr>
+        <w:t xml:space="preserve">6. onLevel — Spot the Discount-then-Tax Mistake</w:t>
       </w:r>
     </w:p>
     <w:p>
@@ -1420,7 +1420,7 @@
         <w:spacing w:after="20" w:before="0"/>
       </w:pPr>
       <w:r>
-        <w:t xml:space="preserve">     The mistake is in Step 2.</w:t>
+        <w:t xml:space="preserve">     The mistake is in Step 3.</w:t>
       </w:r>
     </w:p>
     <w:p>
@@ -1428,7 +1428,7 @@
         <w:spacing w:after="20" w:before="0"/>
       </w:pPr>
       <w:r>
-        <w:t xml:space="preserve">     Correct work: Follow the key idea: Take the discount off first to get the new lower price, then add the tax on that new price.</w:t>
+        <w:t xml:space="preserve">     Correct work: Tax goes on the price you actually pay ($40), not the original $50. Tax = 0.05 × 40 = $2. Final price = 40 + 2 = $42.</w:t>
       </w:r>
     </w:p>
     <w:p>
@@ -1460,7 +1460,7 @@
           <w:i/>
           <w:iCs/>
         </w:rPr>
-        <w:t xml:space="preserve">     Watch for: A common mistake in Use Percent to Solve Problems is skipping the key idea: "Take the discount off first to get the new lower price, then add the tax on that new price." — always check your work against this rule before you submit.</w:t>
+        <w:t xml:space="preserve">     Watch for: A common mistake in Use Percent to Solve Problems is combining the discount and tax into one single percent change instead of applying them one after another. For a $40 item with a 25% discount and 8% sales tax, a student might compute 40 × (1 − 0.25 + 0.08) = 40 × 0.83 = $33.20, treating the tax as if it applies to the original price. But tax is charged on the discounted price, not the original price: first take 25% off $40 to get $40 × 0.75 = $30, then add 8% tax on that $30: $30 × 1.08 = $32.40. The correct final price is $32.40, not $33.20 — always compute the discount first, then apply tax to the new lower price.</w:t>
       </w:r>
     </w:p>
     <w:p>
@@ -1492,7 +1492,7 @@
           <w:i/>
           <w:iCs/>
         </w:rPr>
-        <w:t xml:space="preserve">     Watch for: A common mistake in Use Percent to Solve Problems is skipping the key idea: "Take the discount off first to get the new lower price, then add the tax on that new price." — always check your work against this rule before you submit.</w:t>
+        <w:t xml:space="preserve">     Watch for: A common mistake in Use Percent to Solve Problems is combining the discount and tax into one single percent change instead of applying them one after another. For a $40 item with a 25% discount and 8% sales tax, a student might compute 40 × (1 − 0.25 + 0.08) = 40 × 0.83 = $33.20, treating the tax as if it applies to the original price. But tax is charged on the discounted price, not the original price: first take 25% off $40 to get $40 × 0.75 = $30, then add 8% tax on that $30: $30 × 1.08 = $32.40. The correct final price is $32.40, not $33.20 — always compute the discount first, then apply tax to the new lower price.</w:t>
       </w:r>
     </w:p>
     <w:p>
@@ -1524,7 +1524,7 @@
           <w:i/>
           <w:iCs/>
         </w:rPr>
-        <w:t xml:space="preserve">     Watch for: A common mistake in Use Percent to Solve Problems is skipping the key idea: "Take the discount off first to get the new lower price, then add the tax on that new price." — always check your work against this rule before you submit.</w:t>
+        <w:t xml:space="preserve">     Watch for: A common mistake in Use Percent to Solve Problems is combining the discount and tax into one single percent change instead of applying them one after another. For a $40 item with a 25% discount and 8% sales tax, a student might compute 40 × (1 − 0.25 + 0.08) = 40 × 0.83 = $33.20, treating the tax as if it applies to the original price. But tax is charged on the discounted price, not the original price: first take 25% off $40 to get $40 × 0.75 = $30, then add 8% tax on that $30: $30 × 1.08 = $32.40. The correct final price is $32.40, not $33.20 — always compute the discount first, then apply tax to the new lower price.</w:t>
       </w:r>
     </w:p>
     <w:p>

--- a/lessons/4-5/homework.docx
+++ b/lessons/4-5/homework.docx
@@ -12,7 +12,7 @@
           <w:b/>
           <w:bCs/>
         </w:rPr>
-        <w:t xml:space="preserve">Use Percent to Solve Problems — Homework</w:t>
+        <w:t xml:space="preserve">Determine the Whole Given the Part and Percent — Homework</w:t>
       </w:r>
     </w:p>
     <w:p>
@@ -161,10 +161,10 @@
           <w:b/>
           <w:bCs/>
         </w:rPr>
-        <w:t xml:space="preserve">Discount (Descuento)</w:t>
-      </w:r>
-      <w:r>
-        <w:t xml:space="preserve"> — Money taken off the first price to make it cheaper.</w:t>
+        <w:t xml:space="preserve">Percent Problem Solving (Resolución de problemas con porcentajes)</w:t>
+      </w:r>
+      <w:r>
+        <w:t xml:space="preserve"> — Use a percent to find a part, a whole, or a percent change in a real situation.</w:t>
       </w:r>
     </w:p>
     <w:p>
@@ -224,10 +224,10 @@
           <w:b/>
           <w:bCs/>
         </w:rPr>
-        <w:t xml:space="preserve">Markup (Recargo (margen))</w:t>
-      </w:r>
-      <w:r>
-        <w:t xml:space="preserve"> — Money added to the cost to set the selling price.</w:t>
+        <w:t xml:space="preserve">Discount (Descuento)</w:t>
+      </w:r>
+      <w:r>
+        <w:t xml:space="preserve"> — Money taken off the first price to make it cheaper.</w:t>
       </w:r>
     </w:p>
     <w:p>
@@ -255,7 +255,7 @@
                     </pic:cNvPicPr>
                   </pic:nvPicPr>
                   <pic:blipFill>
-                    <a:blip r:embed="rId8" cstate="none"/>
+                    <a:blip r:embed="rId9" cstate="none"/>
                     <a:srcRect/>
                     <a:stretch>
                       <a:fillRect/>
@@ -287,10 +287,10 @@
           <w:b/>
           <w:bCs/>
         </w:rPr>
-        <w:t xml:space="preserve">Tax (Impuesto)</w:t>
-      </w:r>
-      <w:r>
-        <w:t xml:space="preserve"> — Extra money added to a price for the government.</w:t>
+        <w:t xml:space="preserve">Markup (Recargo (margen))</w:t>
+      </w:r>
+      <w:r>
+        <w:t xml:space="preserve"> — The extra amount a store adds to what it paid, found by taking a percent of that cost. Cost + markup = selling price.</w:t>
       </w:r>
     </w:p>
     <w:p>
@@ -318,7 +318,7 @@
                     </pic:cNvPicPr>
                   </pic:nvPicPr>
                   <pic:blipFill>
-                    <a:blip r:embed="rId8" cstate="none"/>
+                    <a:blip r:embed="rId10" cstate="none"/>
                     <a:srcRect/>
                     <a:stretch>
                       <a:fillRect/>
@@ -350,10 +350,10 @@
           <w:b/>
           <w:bCs/>
         </w:rPr>
-        <w:t xml:space="preserve">Tip (Propina)</w:t>
-      </w:r>
-      <w:r>
-        <w:t xml:space="preserve"> — Extra money you give for good service.</w:t>
+        <w:t xml:space="preserve">Tax (Impuesto)</w:t>
+      </w:r>
+      <w:r>
+        <w:t xml:space="preserve"> — Extra money added to the price of a purchase for the government, found by taking a percent of the price. Price + tax = total.</w:t>
       </w:r>
     </w:p>
     <w:p>
@@ -381,7 +381,70 @@
                     </pic:cNvPicPr>
                   </pic:nvPicPr>
                   <pic:blipFill>
-                    <a:blip r:embed="rId8" cstate="none"/>
+                    <a:blip r:embed="rId11" cstate="none"/>
+                    <a:srcRect/>
+                    <a:stretch>
+                      <a:fillRect/>
+                    </a:stretch>
+                  </pic:blipFill>
+                  <pic:spPr bwMode="auto">
+                    <a:xfrm>
+                      <a:off x="0" y="0"/>
+                      <a:ext cx="1047750" cy="790575"/>
+                    </a:xfrm>
+                    <a:prstGeom prst="rect">
+                      <a:avLst/>
+                    </a:prstGeom>
+                  </pic:spPr>
+                </pic:pic>
+              </a:graphicData>
+            </a:graphic>
+          </wp:inline>
+        </w:drawing>
+      </w:r>
+    </w:p>
+    <w:p>
+      <w:pPr>
+        <w:keepNext/>
+        <w:spacing w:after="120"/>
+      </w:pPr>
+      <w:r>
+        <w:rPr>
+          <w:b/>
+          <w:bCs/>
+        </w:rPr>
+        <w:t xml:space="preserve">Tip (Propina)</w:t>
+      </w:r>
+      <w:r>
+        <w:t xml:space="preserve"> — Extra money you add for good service, found by taking a percent of the bill. Bill + tip = total.</w:t>
+      </w:r>
+    </w:p>
+    <w:p>
+      <w:pPr>
+        <w:keepNext/>
+        <w:spacing w:after="20" w:before="80"/>
+        <w:jc w:val="center"/>
+      </w:pPr>
+      <w:r>
+        <w:drawing>
+          <wp:inline distT="0" distB="0" distL="0" distR="0">
+            <wp:extent cx="1047750" cy="790575"/>
+            <wp:effectExtent t="0" r="0" b="0" l="0"/>
+            <wp:docPr id="1" name="" descr="" title=""/>
+            <wp:cNvGraphicFramePr>
+              <a:graphicFrameLocks xmlns:a="http://schemas.openxmlformats.org/drawingml/2006/main" noChangeAspect="1"/>
+            </wp:cNvGraphicFramePr>
+            <a:graphic xmlns:a="http://schemas.openxmlformats.org/drawingml/2006/main">
+              <a:graphicData uri="http://schemas.openxmlformats.org/drawingml/2006/picture">
+                <pic:pic xmlns:pic="http://schemas.openxmlformats.org/drawingml/2006/picture">
+                  <pic:nvPicPr>
+                    <pic:cNvPr id="0" name="" descr=""/>
+                    <pic:cNvPicPr>
+                      <a:picLocks noChangeAspect="1" noChangeArrowheads="1"/>
+                    </pic:cNvPicPr>
+                  </pic:nvPicPr>
+                  <pic:blipFill>
+                    <a:blip r:embed="rId12" cstate="none"/>
                     <a:srcRect/>
                     <a:stretch>
                       <a:fillRect/>
@@ -893,7 +956,7 @@
           <w:b/>
           <w:bCs/>
         </w:rPr>
-        <w:t xml:space="preserve">6. onLevel — Spot the Discount-then-Tax Mistake</w:t>
+        <w:t xml:space="preserve">6. Spot the Discount-then-Tax Mistake</w:t>
       </w:r>
     </w:p>
     <w:p>
@@ -1412,7 +1475,7 @@
           <w:b/>
           <w:bCs/>
         </w:rPr>
-        <w:t xml:space="preserve">6. onLevel — Spot the Discount-then-Tax Mistake</w:t>
+        <w:t xml:space="preserve">6. Spot the Discount-then-Tax Mistake</w:t>
       </w:r>
     </w:p>
     <w:p>
@@ -1429,6 +1492,14 @@
       </w:pPr>
       <w:r>
         <w:t xml:space="preserve">     Correct work: Tax goes on the price you actually pay ($40), not the original $50. Tax = 0.05 × 40 = $2. Final price = 40 + 2 = $42.</w:t>
+      </w:r>
+    </w:p>
+    <w:p>
+      <w:pPr>
+        <w:spacing w:after="80" w:before="0"/>
+      </w:pPr>
+      <w:r>
+        <w:t xml:space="preserve">     Watch for: The "Add the tax" step charges the 5% on the original $50 instead of on the $40 you actually pay after the discount. Tax is always applied to the current price, so the tax is 0.05 × 40 = $2 and the final price is 40 + 2 = $42, not $42.50.</w:t>
       </w:r>
     </w:p>
     <w:p>

--- a/lessons/4-5/homework.docx
+++ b/lessons/4-5/homework.docx
@@ -80,7 +80,7 @@
         <w:spacing w:after="60" w:before="0"/>
       </w:pPr>
       <w:r>
-        <w:t xml:space="preserve">Content: I can solve problems involving discounts, markups, tax, and tips using percents.</w:t>
+        <w:t xml:space="preserve">Content: I can determine the whole when I know a part and the percent that part represents.</w:t>
       </w:r>
     </w:p>
     <w:p>
@@ -88,7 +88,7 @@
         <w:spacing w:after="60" w:before="0"/>
       </w:pPr>
       <w:r>
-        <w:t xml:space="preserve">Language: I can explain my solution using the words discount, markup, tax, tip, and percent.</w:t>
+        <w:t xml:space="preserve">Language: I can explain how I found the whole using the words part, whole, percent, and equation.</w:t>
       </w:r>
     </w:p>
     <w:p>
@@ -161,10 +161,10 @@
           <w:b/>
           <w:bCs/>
         </w:rPr>
-        <w:t xml:space="preserve">Percent Problem Solving (Resolución de problemas con porcentajes)</w:t>
-      </w:r>
-      <w:r>
-        <w:t xml:space="preserve"> — Use a percent to find a part, a whole, or a percent change in a real situation.</w:t>
+        <w:t xml:space="preserve">Determine the Whole Given the Part and Percent (Hallar el total dados la parte y el porcentaje)</w:t>
+      </w:r>
+      <w:r>
+        <w:t xml:space="preserve"> — Working backwards from a part and its percent to find the whole amount it came from.</w:t>
       </w:r>
     </w:p>
     <w:p>
@@ -224,10 +224,73 @@
           <w:b/>
           <w:bCs/>
         </w:rPr>
-        <w:t xml:space="preserve">Discount (Descuento)</w:t>
-      </w:r>
-      <w:r>
-        <w:t xml:space="preserve"> — Money taken off the first price to make it cheaper.</w:t>
+        <w:t xml:space="preserve">Part (Parte)</w:t>
+      </w:r>
+      <w:r>
+        <w:t xml:space="preserve"> — The amount you already know — the piece of the whole that the percent describes.</w:t>
+      </w:r>
+    </w:p>
+    <w:p>
+      <w:pPr>
+        <w:keepNext/>
+        <w:spacing w:after="20" w:before="80"/>
+        <w:jc w:val="center"/>
+      </w:pPr>
+      <w:r>
+        <w:drawing>
+          <wp:inline distT="0" distB="0" distL="0" distR="0">
+            <wp:extent cx="1047750" cy="790575"/>
+            <wp:effectExtent t="0" r="0" b="0" l="0"/>
+            <wp:docPr id="1" name="" descr="" title=""/>
+            <wp:cNvGraphicFramePr>
+              <a:graphicFrameLocks xmlns:a="http://schemas.openxmlformats.org/drawingml/2006/main" noChangeAspect="1"/>
+            </wp:cNvGraphicFramePr>
+            <a:graphic xmlns:a="http://schemas.openxmlformats.org/drawingml/2006/main">
+              <a:graphicData uri="http://schemas.openxmlformats.org/drawingml/2006/picture">
+                <pic:pic xmlns:pic="http://schemas.openxmlformats.org/drawingml/2006/picture">
+                  <pic:nvPicPr>
+                    <pic:cNvPr id="0" name="" descr=""/>
+                    <pic:cNvPicPr>
+                      <a:picLocks noChangeAspect="1" noChangeArrowheads="1"/>
+                    </pic:cNvPicPr>
+                  </pic:nvPicPr>
+                  <pic:blipFill>
+                    <a:blip r:embed="rId7" cstate="none"/>
+                    <a:srcRect/>
+                    <a:stretch>
+                      <a:fillRect/>
+                    </a:stretch>
+                  </pic:blipFill>
+                  <pic:spPr bwMode="auto">
+                    <a:xfrm>
+                      <a:off x="0" y="0"/>
+                      <a:ext cx="1047750" cy="790575"/>
+                    </a:xfrm>
+                    <a:prstGeom prst="rect">
+                      <a:avLst/>
+                    </a:prstGeom>
+                  </pic:spPr>
+                </pic:pic>
+              </a:graphicData>
+            </a:graphic>
+          </wp:inline>
+        </w:drawing>
+      </w:r>
+    </w:p>
+    <w:p>
+      <w:pPr>
+        <w:keepNext/>
+        <w:spacing w:after="120"/>
+      </w:pPr>
+      <w:r>
+        <w:rPr>
+          <w:b/>
+          <w:bCs/>
+        </w:rPr>
+        <w:t xml:space="preserve">Whole (Total)</w:t>
+      </w:r>
+      <w:r>
+        <w:t xml:space="preserve"> — The full amount the percent is measured against. The whole is always 100%.</w:t>
       </w:r>
     </w:p>
     <w:p>
@@ -287,10 +350,10 @@
           <w:b/>
           <w:bCs/>
         </w:rPr>
-        <w:t xml:space="preserve">Markup (Recargo (margen))</w:t>
-      </w:r>
-      <w:r>
-        <w:t xml:space="preserve"> — The extra amount a store adds to what it paid, found by taking a percent of that cost. Cost + markup = selling price.</w:t>
+        <w:t xml:space="preserve">Double number line (Recta numérica doble)</w:t>
+      </w:r>
+      <w:r>
+        <w:t xml:space="preserve"> — Two lines lined up — dollars on one, percents on the other — so matching marks show the same amount two ways.</w:t>
       </w:r>
     </w:p>
     <w:p>
@@ -350,10 +413,10 @@
           <w:b/>
           <w:bCs/>
         </w:rPr>
-        <w:t xml:space="preserve">Tax (Impuesto)</w:t>
-      </w:r>
-      <w:r>
-        <w:t xml:space="preserve"> — Extra money added to the price of a purchase for the government, found by taking a percent of the price. Price + tax = total.</w:t>
+        <w:t xml:space="preserve">Equation (Ecuación)</w:t>
+      </w:r>
+      <w:r>
+        <w:t xml:space="preserve"> — A math sentence with an equal sign. Here it says percent × whole = part, with the whole unknown.</w:t>
       </w:r>
     </w:p>
     <w:p>
@@ -413,73 +476,10 @@
           <w:b/>
           <w:bCs/>
         </w:rPr>
-        <w:t xml:space="preserve">Tip (Propina)</w:t>
-      </w:r>
-      <w:r>
-        <w:t xml:space="preserve"> — Extra money you add for good service, found by taking a percent of the bill. Bill + tip = total.</w:t>
-      </w:r>
-    </w:p>
-    <w:p>
-      <w:pPr>
-        <w:keepNext/>
-        <w:spacing w:after="20" w:before="80"/>
-        <w:jc w:val="center"/>
-      </w:pPr>
-      <w:r>
-        <w:drawing>
-          <wp:inline distT="0" distB="0" distL="0" distR="0">
-            <wp:extent cx="1047750" cy="790575"/>
-            <wp:effectExtent t="0" r="0" b="0" l="0"/>
-            <wp:docPr id="1" name="" descr="" title=""/>
-            <wp:cNvGraphicFramePr>
-              <a:graphicFrameLocks xmlns:a="http://schemas.openxmlformats.org/drawingml/2006/main" noChangeAspect="1"/>
-            </wp:cNvGraphicFramePr>
-            <a:graphic xmlns:a="http://schemas.openxmlformats.org/drawingml/2006/main">
-              <a:graphicData uri="http://schemas.openxmlformats.org/drawingml/2006/picture">
-                <pic:pic xmlns:pic="http://schemas.openxmlformats.org/drawingml/2006/picture">
-                  <pic:nvPicPr>
-                    <pic:cNvPr id="0" name="" descr=""/>
-                    <pic:cNvPicPr>
-                      <a:picLocks noChangeAspect="1" noChangeArrowheads="1"/>
-                    </pic:cNvPicPr>
-                  </pic:nvPicPr>
-                  <pic:blipFill>
-                    <a:blip r:embed="rId12" cstate="none"/>
-                    <a:srcRect/>
-                    <a:stretch>
-                      <a:fillRect/>
-                    </a:stretch>
-                  </pic:blipFill>
-                  <pic:spPr bwMode="auto">
-                    <a:xfrm>
-                      <a:off x="0" y="0"/>
-                      <a:ext cx="1047750" cy="790575"/>
-                    </a:xfrm>
-                    <a:prstGeom prst="rect">
-                      <a:avLst/>
-                    </a:prstGeom>
-                  </pic:spPr>
-                </pic:pic>
-              </a:graphicData>
-            </a:graphic>
-          </wp:inline>
-        </w:drawing>
-      </w:r>
-    </w:p>
-    <w:p>
-      <w:pPr>
-        <w:keepNext/>
-        <w:spacing w:after="120"/>
-      </w:pPr>
-      <w:r>
-        <w:rPr>
-          <w:b/>
-          <w:bCs/>
-        </w:rPr>
         <w:t xml:space="preserve">Percent (Porcentaje)</w:t>
       </w:r>
       <w:r>
-        <w:t xml:space="preserve"> — A way to compare a number to 100, shown with the % sign.</w:t>
+        <w:t xml:space="preserve"> — A ratio comparing a number to 100. To compute with it, write it in decimal form: 60% = 0.6.</w:t>
       </w:r>
     </w:p>
     <w:p>
@@ -516,39 +516,39 @@
           <w:b/>
           <w:bCs/>
         </w:rPr>
-        <w:t xml:space="preserve">1. A prize costs 120 tickets and is 25% off. What is the sale price?</w:t>
-      </w:r>
-    </w:p>
-    <w:p>
-      <w:pPr>
-        <w:spacing w:after="40" w:before="0"/>
-      </w:pPr>
-      <w:r>
-        <w:t xml:space="preserve">     A. 90 tickets</w:t>
-      </w:r>
-    </w:p>
-    <w:p>
-      <w:pPr>
-        <w:spacing w:after="40" w:before="0"/>
-      </w:pPr>
-      <w:r>
-        <w:t xml:space="preserve">     B. 95 tickets</w:t>
-      </w:r>
-    </w:p>
-    <w:p>
-      <w:pPr>
-        <w:spacing w:after="40" w:before="0"/>
-      </w:pPr>
-      <w:r>
-        <w:t xml:space="preserve">     C. 100 tickets</w:t>
-      </w:r>
-    </w:p>
-    <w:p>
-      <w:pPr>
-        <w:spacing w:after="40" w:before="0"/>
-      </w:pPr>
-      <w:r>
-        <w:t xml:space="preserve">     D. 30 tickets</w:t>
+        <w:t xml:space="preserve">1. $20 is 50% of what number?</w:t>
+      </w:r>
+    </w:p>
+    <w:p>
+      <w:pPr>
+        <w:spacing w:after="40" w:before="0"/>
+      </w:pPr>
+      <w:r>
+        <w:t xml:space="preserve">     A. $40</w:t>
+      </w:r>
+    </w:p>
+    <w:p>
+      <w:pPr>
+        <w:spacing w:after="40" w:before="0"/>
+      </w:pPr>
+      <w:r>
+        <w:t xml:space="preserve">     B. $10</w:t>
+      </w:r>
+    </w:p>
+    <w:p>
+      <w:pPr>
+        <w:spacing w:after="40" w:before="0"/>
+      </w:pPr>
+      <w:r>
+        <w:t xml:space="preserve">     C. $25</w:t>
+      </w:r>
+    </w:p>
+    <w:p>
+      <w:pPr>
+        <w:spacing w:after="40" w:before="0"/>
+      </w:pPr>
+      <w:r>
+        <w:t xml:space="preserve">     D. $70</w:t>
       </w:r>
     </w:p>
     <w:p>
@@ -571,39 +571,39 @@
           <w:b/>
           <w:bCs/>
         </w:rPr>
-        <w:t xml:space="preserve">2. A meal costs $20. You leave a 15% tip. How much is the tip?</w:t>
-      </w:r>
-    </w:p>
-    <w:p>
-      <w:pPr>
-        <w:spacing w:after="40" w:before="0"/>
-      </w:pPr>
-      <w:r>
-        <w:t xml:space="preserve">     A. $3.00</w:t>
-      </w:r>
-    </w:p>
-    <w:p>
-      <w:pPr>
-        <w:spacing w:after="40" w:before="0"/>
-      </w:pPr>
-      <w:r>
-        <w:t xml:space="preserve">     B. $1.50</w:t>
-      </w:r>
-    </w:p>
-    <w:p>
-      <w:pPr>
-        <w:spacing w:after="40" w:before="0"/>
-      </w:pPr>
-      <w:r>
-        <w:t xml:space="preserve">     C. $5.00</w:t>
-      </w:r>
-    </w:p>
-    <w:p>
-      <w:pPr>
-        <w:spacing w:after="40" w:before="0"/>
-      </w:pPr>
-      <w:r>
-        <w:t xml:space="preserve">     D. $0.15</w:t>
+        <w:t xml:space="preserve">2. Which equation says "30 is 25% of some number n"?</w:t>
+      </w:r>
+    </w:p>
+    <w:p>
+      <w:pPr>
+        <w:spacing w:after="40" w:before="0"/>
+      </w:pPr>
+      <w:r>
+        <w:t xml:space="preserve">     A. 0.25n = 30</w:t>
+      </w:r>
+    </w:p>
+    <w:p>
+      <w:pPr>
+        <w:spacing w:after="40" w:before="0"/>
+      </w:pPr>
+      <w:r>
+        <w:t xml:space="preserve">     B. 25n = 30</w:t>
+      </w:r>
+    </w:p>
+    <w:p>
+      <w:pPr>
+        <w:spacing w:after="40" w:before="0"/>
+      </w:pPr>
+      <w:r>
+        <w:t xml:space="preserve">     C. n = 0.25 × 30</w:t>
+      </w:r>
+    </w:p>
+    <w:p>
+      <w:pPr>
+        <w:spacing w:after="40" w:before="0"/>
+      </w:pPr>
+      <w:r>
+        <w:t xml:space="preserve">     D. n = 30 + 25</w:t>
       </w:r>
     </w:p>
     <w:p>
@@ -626,7 +626,7 @@
           <w:b/>
           <w:bCs/>
         </w:rPr>
-        <w:t xml:space="preserve">3. Solve each percent word problem.</w:t>
+        <w:t xml:space="preserve">3. $42 is 60% of the original price. Complete the ratio table to reach 100%.</w:t>
       </w:r>
     </w:p>
     <w:tbl>
@@ -644,7 +644,6 @@
       <w:tblGrid>
         <w:gridCol w:w="100"/>
         <w:gridCol w:w="100"/>
-        <w:gridCol w:w="100"/>
       </w:tblGrid>
       <w:tr>
         <w:trPr>
@@ -652,7 +651,7 @@
         </w:trPr>
         <w:tc>
           <w:tcPr>
-            <w:tcW w:type="pct" w:w="33%"/>
+            <w:tcW w:type="pct" w:w="50%"/>
           </w:tcPr>
           <w:p>
             <w:r>
@@ -660,13 +659,13 @@
                 <w:b/>
                 <w:bCs/>
               </w:rPr>
-              <w:t xml:space="preserve">Situation</w:t>
+              <w:t xml:space="preserve">Percent</w:t>
             </w:r>
           </w:p>
         </w:tc>
         <w:tc>
           <w:tcPr>
-            <w:tcW w:type="pct" w:w="33%"/>
+            <w:tcW w:type="pct" w:w="50%"/>
           </w:tcPr>
           <w:p>
             <w:r>
@@ -674,21 +673,7 @@
                 <w:b/>
                 <w:bCs/>
               </w:rPr>
-              <w:t xml:space="preserve">Calculation</w:t>
-            </w:r>
-          </w:p>
-        </w:tc>
-        <w:tc>
-          <w:tcPr>
-            <w:tcW w:type="pct" w:w="33%"/>
-          </w:tcPr>
-          <w:p>
-            <w:r>
-              <w:rPr>
-                <w:b/>
-                <w:bCs/>
-              </w:rPr>
-              <w:t xml:space="preserve">Answer</w:t>
+              <w:t xml:space="preserve">Dollars</w:t>
             </w:r>
           </w:p>
         </w:tc>
@@ -696,7 +681,7 @@
       <w:tr>
         <w:tc>
           <w:tcPr>
-            <w:tcW w:type="pct" w:w="33%"/>
+            <w:tcW w:type="pct" w:w="50%"/>
           </w:tcPr>
           <w:p>
             <w:r>
@@ -704,13 +689,13 @@
                 <w:b w:val="false"/>
                 <w:bCs w:val="false"/>
               </w:rPr>
-              <w:t xml:space="preserve">A $45 game has a 20% discount. What is the sale price?</w:t>
+              <w:t xml:space="preserve">60%</w:t>
             </w:r>
           </w:p>
         </w:tc>
         <w:tc>
           <w:tcPr>
-            <w:tcW w:type="pct" w:w="33%"/>
+            <w:tcW w:type="pct" w:w="50%"/>
           </w:tcPr>
           <w:p>
             <w:r>
@@ -718,13 +703,29 @@
                 <w:b w:val="false"/>
                 <w:bCs w:val="false"/>
               </w:rPr>
-              <w:t xml:space="preserve">45 − (0.20 × 45)</w:t>
+              <w:t xml:space="preserve">42</w:t>
+            </w:r>
+          </w:p>
+        </w:tc>
+      </w:tr>
+      <w:tr>
+        <w:tc>
+          <w:tcPr>
+            <w:tcW w:type="pct" w:w="50%"/>
+          </w:tcPr>
+          <w:p>
+            <w:r>
+              <w:rPr>
+                <w:b w:val="false"/>
+                <w:bCs w:val="false"/>
+              </w:rPr>
+              <w:t xml:space="preserve">10%</w:t>
             </w:r>
           </w:p>
         </w:tc>
         <w:tc>
           <w:tcPr>
-            <w:tcW w:type="pct" w:w="33%"/>
+            <w:tcW w:type="pct" w:w="50%"/>
           </w:tcPr>
           <w:p>
             <w:r>
@@ -740,7 +741,7 @@
       <w:tr>
         <w:tc>
           <w:tcPr>
-            <w:tcW w:type="pct" w:w="33%"/>
+            <w:tcW w:type="pct" w:w="50%"/>
           </w:tcPr>
           <w:p>
             <w:r>
@@ -748,71 +749,13 @@
                 <w:b w:val="false"/>
                 <w:bCs w:val="false"/>
               </w:rPr>
-              <w:t xml:space="preserve">A $60 controller has 8% tax. What is the total?</w:t>
+              <w:t xml:space="preserve">100%</w:t>
             </w:r>
           </w:p>
         </w:tc>
         <w:tc>
           <w:tcPr>
-            <w:tcW w:type="pct" w:w="33%"/>
-          </w:tcPr>
-          <w:p>
-            <w:r>
-              <w:rPr>
-                <w:b w:val="false"/>
-                <w:bCs w:val="false"/>
-              </w:rPr>
-              <w:t xml:space="preserve">60 + (0.08 × 60)</w:t>
-            </w:r>
-          </w:p>
-        </w:tc>
-        <w:tc>
-          <w:tcPr>
-            <w:tcW w:type="pct" w:w="33%"/>
-          </w:tcPr>
-          <w:p>
-            <w:r>
-              <w:rPr>
-                <w:b w:val="false"/>
-                <w:bCs w:val="false"/>
-              </w:rPr>
-              <w:t xml:space="preserve"> </w:t>
-            </w:r>
-          </w:p>
-        </w:tc>
-      </w:tr>
-      <w:tr>
-        <w:tc>
-          <w:tcPr>
-            <w:tcW w:type="pct" w:w="33%"/>
-          </w:tcPr>
-          <w:p>
-            <w:r>
-              <w:rPr>
-                <w:b w:val="false"/>
-                <w:bCs w:val="false"/>
-              </w:rPr>
-              <w:t xml:space="preserve">A $25 meal with 15% tip. What is the total?</w:t>
-            </w:r>
-          </w:p>
-        </w:tc>
-        <w:tc>
-          <w:tcPr>
-            <w:tcW w:type="pct" w:w="33%"/>
-          </w:tcPr>
-          <w:p>
-            <w:r>
-              <w:rPr>
-                <w:b w:val="false"/>
-                <w:bCs w:val="false"/>
-              </w:rPr>
-              <w:t xml:space="preserve">25 + (0.15 × 25)</w:t>
-            </w:r>
-          </w:p>
-        </w:tc>
-        <w:tc>
-          <w:tcPr>
-            <w:tcW w:type="pct" w:w="33%"/>
+            <w:tcW w:type="pct" w:w="50%"/>
           </w:tcPr>
           <w:p>
             <w:r>
@@ -846,39 +789,39 @@
           <w:b/>
           <w:bCs/>
         </w:rPr>
-        <w:t xml:space="preserve">4. A store marks up a $30 item by 40%, then a customer gets 10% off. What is the final price?</w:t>
-      </w:r>
-    </w:p>
-    <w:p>
-      <w:pPr>
-        <w:spacing w:after="40" w:before="0"/>
-      </w:pPr>
-      <w:r>
-        <w:t xml:space="preserve">     A. $37.80</w:t>
-      </w:r>
-    </w:p>
-    <w:p>
-      <w:pPr>
-        <w:spacing w:after="40" w:before="0"/>
-      </w:pPr>
-      <w:r>
-        <w:t xml:space="preserve">     B. $39.00</w:t>
-      </w:r>
-    </w:p>
-    <w:p>
-      <w:pPr>
-        <w:spacing w:after="40" w:before="0"/>
-      </w:pPr>
-      <w:r>
-        <w:t xml:space="preserve">     C. $42.00</w:t>
-      </w:r>
-    </w:p>
-    <w:p>
-      <w:pPr>
-        <w:spacing w:after="40" w:before="0"/>
-      </w:pPr>
-      <w:r>
-        <w:t xml:space="preserve">     D. $36.00</w:t>
+        <w:t xml:space="preserve">4. A car is now worth $26,600, which is 70% of its purchase price. What was the purchase price?</w:t>
+      </w:r>
+    </w:p>
+    <w:p>
+      <w:pPr>
+        <w:spacing w:after="40" w:before="0"/>
+      </w:pPr>
+      <w:r>
+        <w:t xml:space="preserve">     A. $38,000</w:t>
+      </w:r>
+    </w:p>
+    <w:p>
+      <w:pPr>
+        <w:spacing w:after="40" w:before="0"/>
+      </w:pPr>
+      <w:r>
+        <w:t xml:space="preserve">     B. $18,620</w:t>
+      </w:r>
+    </w:p>
+    <w:p>
+      <w:pPr>
+        <w:spacing w:after="40" w:before="0"/>
+      </w:pPr>
+      <w:r>
+        <w:t xml:space="preserve">     C. $26,670</w:t>
+      </w:r>
+    </w:p>
+    <w:p>
+      <w:pPr>
+        <w:spacing w:after="40" w:before="0"/>
+      </w:pPr>
+      <w:r>
+        <w:t xml:space="preserve">     D. $45,200</w:t>
       </w:r>
     </w:p>
     <w:p>
@@ -901,39 +844,39 @@
           <w:b/>
           <w:bCs/>
         </w:rPr>
-        <w:t xml:space="preserve">5. A restaurant bill is $35. You want to leave a 20% tip. What is the total amount you pay?</w:t>
-      </w:r>
-    </w:p>
-    <w:p>
-      <w:pPr>
-        <w:spacing w:after="40" w:before="0"/>
-      </w:pPr>
-      <w:r>
-        <w:t xml:space="preserve">     A. $42.00</w:t>
-      </w:r>
-    </w:p>
-    <w:p>
-      <w:pPr>
-        <w:spacing w:after="40" w:before="0"/>
-      </w:pPr>
-      <w:r>
-        <w:t xml:space="preserve">     B. $40.00</w:t>
-      </w:r>
-    </w:p>
-    <w:p>
-      <w:pPr>
-        <w:spacing w:after="40" w:before="0"/>
-      </w:pPr>
-      <w:r>
-        <w:t xml:space="preserve">     C. $38.50</w:t>
-      </w:r>
-    </w:p>
-    <w:p>
-      <w:pPr>
-        <w:spacing w:after="40" w:before="0"/>
-      </w:pPr>
-      <w:r>
-        <w:t xml:space="preserve">     D. $55.00</w:t>
+        <w:t xml:space="preserve">5. Which statement correctly names the pieces of "18 students is 30% of the class"?</w:t>
+      </w:r>
+    </w:p>
+    <w:p>
+      <w:pPr>
+        <w:spacing w:after="40" w:before="0"/>
+      </w:pPr>
+      <w:r>
+        <w:t xml:space="preserve">     A. 18 is the part, 30% is the percent, the class size is the whole</w:t>
+      </w:r>
+    </w:p>
+    <w:p>
+      <w:pPr>
+        <w:spacing w:after="40" w:before="0"/>
+      </w:pPr>
+      <w:r>
+        <w:t xml:space="preserve">     B. 18 is the whole, 30% is the part</w:t>
+      </w:r>
+    </w:p>
+    <w:p>
+      <w:pPr>
+        <w:spacing w:after="40" w:before="0"/>
+      </w:pPr>
+      <w:r>
+        <w:t xml:space="preserve">     C. 30 is the part, 18 is the percent</w:t>
+      </w:r>
+    </w:p>
+    <w:p>
+      <w:pPr>
+        <w:spacing w:after="40" w:before="0"/>
+      </w:pPr>
+      <w:r>
+        <w:t xml:space="preserve">     D. The class size is the part</w:t>
       </w:r>
     </w:p>
     <w:p>
@@ -956,31 +899,39 @@
           <w:b/>
           <w:bCs/>
         </w:rPr>
-        <w:t xml:space="preserve">6. Spot the Discount-then-Tax Mistake</w:t>
-      </w:r>
-    </w:p>
-    <w:p>
-      <w:pPr>
-        <w:spacing w:after="40" w:before="0"/>
-      </w:pPr>
-      <w:r>
-        <w:t xml:space="preserve">   Step 1 (Read): A $50 jacket is 20% off, then 5% tax is added. Find the final price.</w:t>
-      </w:r>
-    </w:p>
-    <w:p>
-      <w:pPr>
-        <w:spacing w:after="40" w:before="0"/>
-      </w:pPr>
-      <w:r>
-        <w:t xml:space="preserve">   Step 2 (Find the discount and sale price): 0.20 × 50 = 10 off, so the sale price is 50 − 10 = $40.</w:t>
-      </w:r>
-    </w:p>
-    <w:p>
-      <w:pPr>
-        <w:spacing w:after="40" w:before="0"/>
-      </w:pPr>
-      <w:r>
-        <w:t xml:space="preserve">   Step 3 (Add the tax): Tax = 0.05 × 50 = $2.50, so the total is 40 + 2.50 = $42.50.</w:t>
+        <w:t xml:space="preserve">6. Find the error</w:t>
+      </w:r>
+    </w:p>
+    <w:p>
+      <w:pPr>
+        <w:spacing w:after="40" w:before="0"/>
+      </w:pPr>
+      <w:r>
+        <w:t xml:space="preserve">   Step 1 (Setup): 18 students is 30% of the class. How many students are in the class?</w:t>
+      </w:r>
+    </w:p>
+    <w:p>
+      <w:pPr>
+        <w:spacing w:after="40" w:before="0"/>
+      </w:pPr>
+      <w:r>
+        <w:t xml:space="preserve">   Step 2 (Step 1): 30% = 0.3</w:t>
+      </w:r>
+    </w:p>
+    <w:p>
+      <w:pPr>
+        <w:spacing w:after="40" w:before="0"/>
+      </w:pPr>
+      <w:r>
+        <w:t xml:space="preserve">   Step 3 (Step 2): 18 ÷ 0.3 = 60</w:t>
+      </w:r>
+    </w:p>
+    <w:p>
+      <w:pPr>
+        <w:spacing w:after="40" w:before="0"/>
+      </w:pPr>
+      <w:r>
+        <w:t xml:space="preserve">   Step 4 (Step 3): There are 60% of students in the class.</w:t>
       </w:r>
     </w:p>
     <w:p>
@@ -1037,39 +988,39 @@
           <w:b/>
           <w:bCs/>
         </w:rPr>
-        <w:t xml:space="preserve">7. Store 1 — Sneaker Spot: A pair of sneakers is $60 with 20% off. What is the sale price?</w:t>
-      </w:r>
-    </w:p>
-    <w:p>
-      <w:pPr>
-        <w:spacing w:after="40" w:before="0"/>
-      </w:pPr>
-      <w:r>
-        <w:t xml:space="preserve">     A. $48</w:t>
-      </w:r>
-    </w:p>
-    <w:p>
-      <w:pPr>
-        <w:spacing w:after="40" w:before="0"/>
-      </w:pPr>
-      <w:r>
-        <w:t xml:space="preserve">     B. $40</w:t>
-      </w:r>
-    </w:p>
-    <w:p>
-      <w:pPr>
-        <w:spacing w:after="40" w:before="0"/>
-      </w:pPr>
-      <w:r>
-        <w:t xml:space="preserve">     C. $52</w:t>
-      </w:r>
-    </w:p>
-    <w:p>
-      <w:pPr>
-        <w:spacing w:after="40" w:before="0"/>
-      </w:pPr>
-      <w:r>
-        <w:t xml:space="preserve">     D. $12</w:t>
+        <w:t xml:space="preserve">7. $10 is 50% of what number?</w:t>
+      </w:r>
+    </w:p>
+    <w:p>
+      <w:pPr>
+        <w:spacing w:after="40" w:before="0"/>
+      </w:pPr>
+      <w:r>
+        <w:t xml:space="preserve">     A. $20</w:t>
+      </w:r>
+    </w:p>
+    <w:p>
+      <w:pPr>
+        <w:spacing w:after="40" w:before="0"/>
+      </w:pPr>
+      <w:r>
+        <w:t xml:space="preserve">     B. $5</w:t>
+      </w:r>
+    </w:p>
+    <w:p>
+      <w:pPr>
+        <w:spacing w:after="40" w:before="0"/>
+      </w:pPr>
+      <w:r>
+        <w:t xml:space="preserve">     C. $60</w:t>
+      </w:r>
+    </w:p>
+    <w:p>
+      <w:pPr>
+        <w:spacing w:after="40" w:before="0"/>
+      </w:pPr>
+      <w:r>
+        <w:t xml:space="preserve">     D. $100</w:t>
       </w:r>
     </w:p>
     <w:p>
@@ -1092,39 +1043,39 @@
           <w:b/>
           <w:bCs/>
         </w:rPr>
-        <w:t xml:space="preserve">8. Store 2 — Tech Stop: A $25 phone case has 8% sales tax added. What is the total cost?</w:t>
-      </w:r>
-    </w:p>
-    <w:p>
-      <w:pPr>
-        <w:spacing w:after="40" w:before="0"/>
-      </w:pPr>
-      <w:r>
-        <w:t xml:space="preserve">     A. $27</w:t>
-      </w:r>
-    </w:p>
-    <w:p>
-      <w:pPr>
-        <w:spacing w:after="40" w:before="0"/>
-      </w:pPr>
-      <w:r>
-        <w:t xml:space="preserve">     B. $33</w:t>
-      </w:r>
-    </w:p>
-    <w:p>
-      <w:pPr>
-        <w:spacing w:after="40" w:before="0"/>
-      </w:pPr>
-      <w:r>
-        <w:t xml:space="preserve">     C. $25.08</w:t>
-      </w:r>
-    </w:p>
-    <w:p>
-      <w:pPr>
-        <w:spacing w:after="40" w:before="0"/>
-      </w:pPr>
-      <w:r>
-        <w:t xml:space="preserve">     D. $23</w:t>
+        <w:t xml:space="preserve">8. $9 is 25% of what number?</w:t>
+      </w:r>
+    </w:p>
+    <w:p>
+      <w:pPr>
+        <w:spacing w:after="40" w:before="0"/>
+      </w:pPr>
+      <w:r>
+        <w:t xml:space="preserve">     A. $36</w:t>
+      </w:r>
+    </w:p>
+    <w:p>
+      <w:pPr>
+        <w:spacing w:after="40" w:before="0"/>
+      </w:pPr>
+      <w:r>
+        <w:t xml:space="preserve">     B. $2.25</w:t>
+      </w:r>
+    </w:p>
+    <w:p>
+      <w:pPr>
+        <w:spacing w:after="40" w:before="0"/>
+      </w:pPr>
+      <w:r>
+        <w:t xml:space="preserve">     C. $34</w:t>
+      </w:r>
+    </w:p>
+    <w:p>
+      <w:pPr>
+        <w:spacing w:after="40" w:before="0"/>
+      </w:pPr>
+      <w:r>
+        <w:t xml:space="preserve">     D. $225</w:t>
       </w:r>
     </w:p>
     <w:p>
@@ -1147,39 +1098,39 @@
           <w:b/>
           <w:bCs/>
         </w:rPr>
-        <w:t xml:space="preserve">9. Store 3 — Food Court: Your lunch bill is $40. You leave a 15% tip. How much is the tip?</w:t>
-      </w:r>
-    </w:p>
-    <w:p>
-      <w:pPr>
-        <w:spacing w:after="40" w:before="0"/>
-      </w:pPr>
-      <w:r>
-        <w:t xml:space="preserve">     A. $6</w:t>
-      </w:r>
-    </w:p>
-    <w:p>
-      <w:pPr>
-        <w:spacing w:after="40" w:before="0"/>
-      </w:pPr>
-      <w:r>
-        <w:t xml:space="preserve">     B. $4</w:t>
-      </w:r>
-    </w:p>
-    <w:p>
-      <w:pPr>
-        <w:spacing w:after="40" w:before="0"/>
-      </w:pPr>
-      <w:r>
-        <w:t xml:space="preserve">     C. $15</w:t>
-      </w:r>
-    </w:p>
-    <w:p>
-      <w:pPr>
-        <w:spacing w:after="40" w:before="0"/>
-      </w:pPr>
-      <w:r>
-        <w:t xml:space="preserve">     D. $46</w:t>
+        <w:t xml:space="preserve">9. To find the whole from a part and a percent, you…</w:t>
+      </w:r>
+    </w:p>
+    <w:p>
+      <w:pPr>
+        <w:spacing w:after="40" w:before="0"/>
+      </w:pPr>
+      <w:r>
+        <w:t xml:space="preserve">     A. Divide the part by the percent in decimal form</w:t>
+      </w:r>
+    </w:p>
+    <w:p>
+      <w:pPr>
+        <w:spacing w:after="40" w:before="0"/>
+      </w:pPr>
+      <w:r>
+        <w:t xml:space="preserve">     B. Multiply the part by the percent</w:t>
+      </w:r>
+    </w:p>
+    <w:p>
+      <w:pPr>
+        <w:spacing w:after="40" w:before="0"/>
+      </w:pPr>
+      <w:r>
+        <w:t xml:space="preserve">     C. Add the part and the percent</w:t>
+      </w:r>
+    </w:p>
+    <w:p>
+      <w:pPr>
+        <w:spacing w:after="40" w:before="0"/>
+      </w:pPr>
+      <w:r>
+        <w:t xml:space="preserve">     D. Subtract the percent from 100</w:t>
       </w:r>
     </w:p>
     <w:p>
@@ -1202,7 +1153,7 @@
           <w:b/>
           <w:bCs/>
         </w:rPr>
-        <w:t xml:space="preserve">10. Store 4 — Deal Sorter: Sort each mall sign by what it does to the final price.</w:t>
+        <w:t xml:space="preserve">10. Sort each item into the correct group.</w:t>
       </w:r>
     </w:p>
     <w:p>
@@ -1214,55 +1165,7 @@
           <w:i/>
           <w:iCs/>
         </w:rPr>
-        <w:t xml:space="preserve">Groups: Final Price Goes UP   |   Final Price Goes DOWN</w:t>
-      </w:r>
-    </w:p>
-    <w:p>
-      <w:pPr>
-        <w:spacing w:after="40" w:before="0"/>
-      </w:pPr>
-      <w:r>
-        <w:t xml:space="preserve">   • 35% off backpacks   → __________________</w:t>
-      </w:r>
-    </w:p>
-    <w:p>
-      <w:pPr>
-        <w:spacing w:after="40" w:before="0"/>
-      </w:pPr>
-      <w:r>
-        <w:t xml:space="preserve">   • 7% sales tax at checkout   → __________________</w:t>
-      </w:r>
-    </w:p>
-    <w:p>
-      <w:pPr>
-        <w:spacing w:after="40" w:before="0"/>
-      </w:pPr>
-      <w:r>
-        <w:t xml:space="preserve">   • 18% tip at the smoothie bar   → __________________</w:t>
-      </w:r>
-    </w:p>
-    <w:p>
-      <w:pPr>
-        <w:spacing w:after="40" w:before="0"/>
-      </w:pPr>
-      <w:r>
-        <w:t xml:space="preserve">   • Clearance: 50% off shoes   → __________________</w:t>
-      </w:r>
-    </w:p>
-    <w:p>
-      <w:pPr>
-        <w:spacing w:after="40" w:before="0"/>
-      </w:pPr>
-      <w:r>
-        <w:t xml:space="preserve">   • Store adds a 12% markup on collectibles   → __________________</w:t>
-      </w:r>
-    </w:p>
-    <w:p>
-      <w:pPr>
-        <w:spacing w:after="40" w:before="0"/>
-      </w:pPr>
-      <w:r>
-        <w:t xml:space="preserve">   • Coupon: 15% off your total   → __________________</w:t>
+        <w:t xml:space="preserve">Groups:    |   </w:t>
       </w:r>
     </w:p>
     <w:p>
@@ -1303,7 +1206,7 @@
           <w:b/>
           <w:bCs/>
         </w:rPr>
-        <w:t xml:space="preserve">1. A. 90 tickets</w:t>
+        <w:t xml:space="preserve">1. A. $40</w:t>
       </w:r>
     </w:p>
     <w:p>
@@ -1311,7 +1214,7 @@
         <w:spacing w:after="20" w:before="0"/>
       </w:pPr>
       <w:r>
-        <w:t xml:space="preserve">     25% of 120 = 0.25 × 120 = 30. Sale price: 120 − 30 = 90 tickets.</w:t>
+        <w:t xml:space="preserve">     50% is half, so the part is half the whole. Doubling gives the whole: 20 ÷ 0.5 = 40.</w:t>
       </w:r>
     </w:p>
     <w:p>
@@ -1323,19 +1226,19 @@
           <w:i/>
           <w:iCs/>
         </w:rPr>
-        <w:t xml:space="preserve">     Watch for: A common mistake in Use Percent to Solve Problems is combining the discount and tax into one single percent change instead of applying them one after another. For a $40 item with a 25% discount and 8% sales tax, a student might compute 40 × (1 − 0.25 + 0.08) = 40 × 0.83 = $33.20, treating the tax as if it applies to the original price. But tax is charged on the discounted price, not the original price: first take 25% off $40 to get $40 × 0.75 = $30, then add 8% tax on that $30: $30 × 1.08 = $32.40. The correct final price is $32.40, not $33.20 — always compute the discount first, then apply tax to the new lower price.</w:t>
-      </w:r>
-    </w:p>
-    <w:p>
-      <w:pPr>
-        <w:spacing w:after="40" w:before="0"/>
-      </w:pPr>
-      <w:r>
-        <w:rPr>
-          <w:b/>
-          <w:bCs/>
-        </w:rPr>
-        <w:t xml:space="preserve">2. A. $3.00</w:t>
+        <w:t xml:space="preserve">     Watch for: A common mistake when finding the whole is multiplying by the percent instead of dividing. For "$42 is 60% of the original price," computing 0.6 × 42 = $25.20 makes the original price SMALLER than the sale price — impossible for a discount. Since percent × whole = part, the whole is found by dividing: 42 ÷ 0.6 = $70. Whenever the percent is less than 100%, the whole must come out larger than the part, so a smaller answer is the tell.</w:t>
+      </w:r>
+    </w:p>
+    <w:p>
+      <w:pPr>
+        <w:spacing w:after="40" w:before="0"/>
+      </w:pPr>
+      <w:r>
+        <w:rPr>
+          <w:b/>
+          <w:bCs/>
+        </w:rPr>
+        <w:t xml:space="preserve">2. A. 0.25n = 30</w:t>
       </w:r>
     </w:p>
     <w:p>
@@ -1343,7 +1246,7 @@
         <w:spacing w:after="20" w:before="0"/>
       </w:pPr>
       <w:r>
-        <w:t xml:space="preserve">     15% of $20 = 0.15 × 20 = $3.00.</w:t>
+        <w:t xml:space="preserve">     Percent × whole = part, so 0.25 × n = 30.</w:t>
       </w:r>
     </w:p>
     <w:p>
@@ -1355,19 +1258,19 @@
           <w:i/>
           <w:iCs/>
         </w:rPr>
-        <w:t xml:space="preserve">     Watch for: A common mistake in Use Percent to Solve Problems is combining the discount and tax into one single percent change instead of applying them one after another. For a $40 item with a 25% discount and 8% sales tax, a student might compute 40 × (1 − 0.25 + 0.08) = 40 × 0.83 = $33.20, treating the tax as if it applies to the original price. But tax is charged on the discounted price, not the original price: first take 25% off $40 to get $40 × 0.75 = $30, then add 8% tax on that $30: $30 × 1.08 = $32.40. The correct final price is $32.40, not $33.20 — always compute the discount first, then apply tax to the new lower price.</w:t>
-      </w:r>
-    </w:p>
-    <w:p>
-      <w:pPr>
-        <w:spacing w:after="40" w:before="0"/>
-      </w:pPr>
-      <w:r>
-        <w:rPr>
-          <w:b/>
-          <w:bCs/>
-        </w:rPr>
-        <w:t xml:space="preserve">3. Solve each percent word problem.</w:t>
+        <w:t xml:space="preserve">     Watch for: A common mistake when finding the whole is multiplying by the percent instead of dividing. For "$42 is 60% of the original price," computing 0.6 × 42 = $25.20 makes the original price SMALLER than the sale price — impossible for a discount. Since percent × whole = part, the whole is found by dividing: 42 ÷ 0.6 = $70. Whenever the percent is less than 100%, the whole must come out larger than the part, so a smaller answer is the tell.</w:t>
+      </w:r>
+    </w:p>
+    <w:p>
+      <w:pPr>
+        <w:spacing w:after="40" w:before="0"/>
+      </w:pPr>
+      <w:r>
+        <w:rPr>
+          <w:b/>
+          <w:bCs/>
+        </w:rPr>
+        <w:t xml:space="preserve">3. $42 is 60% of the original price. Complete the ratio table to reach 100%.</w:t>
       </w:r>
     </w:p>
     <w:p>
@@ -1375,7 +1278,7 @@
         <w:spacing w:after="20" w:before="0"/>
       </w:pPr>
       <w:r>
-        <w:t xml:space="preserve">     A $45 game has a 20% discount. What is the sale price? — Answer: $36</w:t>
+        <w:t xml:space="preserve">     10% — Dollars: 7</w:t>
       </w:r>
     </w:p>
     <w:p>
@@ -1383,7 +1286,27 @@
         <w:spacing w:after="20" w:before="0"/>
       </w:pPr>
       <w:r>
-        <w:t xml:space="preserve">     A $60 controller has 8% tax. What is the total? — Answer: $64.80</w:t>
+        <w:t xml:space="preserve">     100% — Dollars: 70</w:t>
+      </w:r>
+    </w:p>
+    <w:p>
+      <w:pPr>
+        <w:spacing w:after="40" w:before="0"/>
+      </w:pPr>
+      <w:r>
+        <w:t xml:space="preserve"/>
+      </w:r>
+    </w:p>
+    <w:p>
+      <w:pPr>
+        <w:spacing w:after="40" w:before="0"/>
+      </w:pPr>
+      <w:r>
+        <w:rPr>
+          <w:b/>
+          <w:bCs/>
+        </w:rPr>
+        <w:t xml:space="preserve">4. A. $38,000</w:t>
       </w:r>
     </w:p>
     <w:p>
@@ -1391,35 +1314,7 @@
         <w:spacing w:after="20" w:before="0"/>
       </w:pPr>
       <w:r>
-        <w:t xml:space="preserve">     A $25 meal with 15% tip. What is the total? — Answer: $28.75</w:t>
-      </w:r>
-    </w:p>
-    <w:p>
-      <w:pPr>
-        <w:spacing w:after="40" w:before="0"/>
-      </w:pPr>
-      <w:r>
-        <w:t xml:space="preserve"/>
-      </w:r>
-    </w:p>
-    <w:p>
-      <w:pPr>
-        <w:spacing w:after="40" w:before="0"/>
-      </w:pPr>
-      <w:r>
-        <w:rPr>
-          <w:b/>
-          <w:bCs/>
-        </w:rPr>
-        <w:t xml:space="preserve">4. A. $37.80</w:t>
-      </w:r>
-    </w:p>
-    <w:p>
-      <w:pPr>
-        <w:spacing w:after="20" w:before="0"/>
-      </w:pPr>
-      <w:r>
-        <w:t xml:space="preserve">     Markup: $30 × 1.40 = $42. Discount: $42 × 0.10 = $4.20. Final: $42 − $4.20 = $37.80.</w:t>
+        <w:t xml:space="preserve">     Write 0.7v = 26,600 and divide: v = 26,600 ÷ 0.7 = $38,000.</w:t>
       </w:r>
     </w:p>
     <w:p>
@@ -1431,19 +1326,19 @@
           <w:i/>
           <w:iCs/>
         </w:rPr>
-        <w:t xml:space="preserve">     Watch for: A common mistake in Use Percent to Solve Problems is combining the discount and tax into one single percent change instead of applying them one after another. For a $40 item with a 25% discount and 8% sales tax, a student might compute 40 × (1 − 0.25 + 0.08) = 40 × 0.83 = $33.20, treating the tax as if it applies to the original price. But tax is charged on the discounted price, not the original price: first take 25% off $40 to get $40 × 0.75 = $30, then add 8% tax on that $30: $30 × 1.08 = $32.40. The correct final price is $32.40, not $33.20 — always compute the discount first, then apply tax to the new lower price.</w:t>
-      </w:r>
-    </w:p>
-    <w:p>
-      <w:pPr>
-        <w:spacing w:after="40" w:before="0"/>
-      </w:pPr>
-      <w:r>
-        <w:rPr>
-          <w:b/>
-          <w:bCs/>
-        </w:rPr>
-        <w:t xml:space="preserve">5. A. $42.00</w:t>
+        <w:t xml:space="preserve">     Watch for: A common mistake when finding the whole is multiplying by the percent instead of dividing. For "$42 is 60% of the original price," computing 0.6 × 42 = $25.20 makes the original price SMALLER than the sale price — impossible for a discount. Since percent × whole = part, the whole is found by dividing: 42 ÷ 0.6 = $70. Whenever the percent is less than 100%, the whole must come out larger than the part, so a smaller answer is the tell.</w:t>
+      </w:r>
+    </w:p>
+    <w:p>
+      <w:pPr>
+        <w:spacing w:after="40" w:before="0"/>
+      </w:pPr>
+      <w:r>
+        <w:rPr>
+          <w:b/>
+          <w:bCs/>
+        </w:rPr>
+        <w:t xml:space="preserve">5. A. 18 is the part, 30% is the percent, the class size is the whole</w:t>
       </w:r>
     </w:p>
     <w:p>
@@ -1451,7 +1346,7 @@
         <w:spacing w:after="20" w:before="0"/>
       </w:pPr>
       <w:r>
-        <w:t xml:space="preserve">     Tip: 0.20 × $35 = $7.00. Total: $35 + $7 = $42.00.</w:t>
+        <w:t xml:space="preserve">     The known count is the part, the percent describes it, and the missing class size is the whole (100%).</w:t>
       </w:r>
     </w:p>
     <w:p>
@@ -1463,19 +1358,19 @@
           <w:i/>
           <w:iCs/>
         </w:rPr>
-        <w:t xml:space="preserve">     Watch for: A common mistake in Use Percent to Solve Problems is combining the discount and tax into one single percent change instead of applying them one after another. For a $40 item with a 25% discount and 8% sales tax, a student might compute 40 × (1 − 0.25 + 0.08) = 40 × 0.83 = $33.20, treating the tax as if it applies to the original price. But tax is charged on the discounted price, not the original price: first take 25% off $40 to get $40 × 0.75 = $30, then add 8% tax on that $30: $30 × 1.08 = $32.40. The correct final price is $32.40, not $33.20 — always compute the discount first, then apply tax to the new lower price.</w:t>
-      </w:r>
-    </w:p>
-    <w:p>
-      <w:pPr>
-        <w:spacing w:after="40" w:before="0"/>
-      </w:pPr>
-      <w:r>
-        <w:rPr>
-          <w:b/>
-          <w:bCs/>
-        </w:rPr>
-        <w:t xml:space="preserve">6. Spot the Discount-then-Tax Mistake</w:t>
+        <w:t xml:space="preserve">     Watch for: A common mistake when finding the whole is multiplying by the percent instead of dividing. For "$42 is 60% of the original price," computing 0.6 × 42 = $25.20 makes the original price SMALLER than the sale price — impossible for a discount. Since percent × whole = part, the whole is found by dividing: 42 ÷ 0.6 = $70. Whenever the percent is less than 100%, the whole must come out larger than the part, so a smaller answer is the tell.</w:t>
+      </w:r>
+    </w:p>
+    <w:p>
+      <w:pPr>
+        <w:spacing w:after="40" w:before="0"/>
+      </w:pPr>
+      <w:r>
+        <w:rPr>
+          <w:b/>
+          <w:bCs/>
+        </w:rPr>
+        <w:t xml:space="preserve">6. Find the error</w:t>
       </w:r>
     </w:p>
     <w:p>
@@ -1483,7 +1378,7 @@
         <w:spacing w:after="20" w:before="0"/>
       </w:pPr>
       <w:r>
-        <w:t xml:space="preserve">     The mistake is in Step 3.</w:t>
+        <w:t xml:space="preserve">     The mistake is in Step 4.</w:t>
       </w:r>
     </w:p>
     <w:p>
@@ -1491,7 +1386,7 @@
         <w:spacing w:after="20" w:before="0"/>
       </w:pPr>
       <w:r>
-        <w:t xml:space="preserve">     Correct work: Tax goes on the price you actually pay ($40), not the original $50. Tax = 0.05 × 40 = $2. Final price = 40 + 2 = $42.</w:t>
+        <w:t xml:space="preserve">     Correct work: Step 3 labels the answer with the wrong unit. The 60 came from dividing students by a decimal, so it counts STUDENTS: there are 60 students in the class.</w:t>
       </w:r>
     </w:p>
     <w:p>
@@ -1499,19 +1394,19 @@
         <w:spacing w:after="80" w:before="0"/>
       </w:pPr>
       <w:r>
-        <w:t xml:space="preserve">     Watch for: The "Add the tax" step charges the 5% on the original $50 instead of on the $40 you actually pay after the discount. Tax is always applied to the current price, so the tax is 0.05 × 40 = $2 and the final price is 40 + 2 = $42, not $42.50.</w:t>
-      </w:r>
-    </w:p>
-    <w:p>
-      <w:pPr>
-        <w:spacing w:after="40" w:before="0"/>
-      </w:pPr>
-      <w:r>
-        <w:rPr>
-          <w:b/>
-          <w:bCs/>
-        </w:rPr>
-        <w:t xml:space="preserve">7. A. $48</w:t>
+        <w:t xml:space="preserve">     Watch for: The arithmetic was right and the meaning was lost at the last step. The whole is measured in the same unit as the part — students, dollars, or minutes — never in percent.</w:t>
+      </w:r>
+    </w:p>
+    <w:p>
+      <w:pPr>
+        <w:spacing w:after="40" w:before="0"/>
+      </w:pPr>
+      <w:r>
+        <w:rPr>
+          <w:b/>
+          <w:bCs/>
+        </w:rPr>
+        <w:t xml:space="preserve">7. A. $20</w:t>
       </w:r>
     </w:p>
     <w:p>
@@ -1519,7 +1414,7 @@
         <w:spacing w:after="20" w:before="0"/>
       </w:pPr>
       <w:r>
-        <w:t xml:space="preserve">     Discount: 0.20 x 60 = 12. Sale price: 60 - 12 = $48.</w:t>
+        <w:t xml:space="preserve">     Half of the whole is $10, so the whole is $20.</w:t>
       </w:r>
     </w:p>
     <w:p>
@@ -1531,19 +1426,19 @@
           <w:i/>
           <w:iCs/>
         </w:rPr>
-        <w:t xml:space="preserve">     Watch for: A common mistake in Use Percent to Solve Problems is combining the discount and tax into one single percent change instead of applying them one after another. For a $40 item with a 25% discount and 8% sales tax, a student might compute 40 × (1 − 0.25 + 0.08) = 40 × 0.83 = $33.20, treating the tax as if it applies to the original price. But tax is charged on the discounted price, not the original price: first take 25% off $40 to get $40 × 0.75 = $30, then add 8% tax on that $30: $30 × 1.08 = $32.40. The correct final price is $32.40, not $33.20 — always compute the discount first, then apply tax to the new lower price.</w:t>
-      </w:r>
-    </w:p>
-    <w:p>
-      <w:pPr>
-        <w:spacing w:after="40" w:before="0"/>
-      </w:pPr>
-      <w:r>
-        <w:rPr>
-          <w:b/>
-          <w:bCs/>
-        </w:rPr>
-        <w:t xml:space="preserve">8. A. $27</w:t>
+        <w:t xml:space="preserve">     Watch for: A common mistake when finding the whole is multiplying by the percent instead of dividing. For "$42 is 60% of the original price," computing 0.6 × 42 = $25.20 makes the original price SMALLER than the sale price — impossible for a discount. Since percent × whole = part, the whole is found by dividing: 42 ÷ 0.6 = $70. Whenever the percent is less than 100%, the whole must come out larger than the part, so a smaller answer is the tell.</w:t>
+      </w:r>
+    </w:p>
+    <w:p>
+      <w:pPr>
+        <w:spacing w:after="40" w:before="0"/>
+      </w:pPr>
+      <w:r>
+        <w:rPr>
+          <w:b/>
+          <w:bCs/>
+        </w:rPr>
+        <w:t xml:space="preserve">8. A. $36</w:t>
       </w:r>
     </w:p>
     <w:p>
@@ -1551,7 +1446,7 @@
         <w:spacing w:after="20" w:before="0"/>
       </w:pPr>
       <w:r>
-        <w:t xml:space="preserve">     Tax: 0.08 x 25 = 2. Total: 25 + 2 = $27.</w:t>
+        <w:t xml:space="preserve">     25% is a quarter, so the whole is 4 times the part: 9 ÷ 0.25 = 36.</w:t>
       </w:r>
     </w:p>
     <w:p>
@@ -1563,19 +1458,19 @@
           <w:i/>
           <w:iCs/>
         </w:rPr>
-        <w:t xml:space="preserve">     Watch for: A common mistake in Use Percent to Solve Problems is combining the discount and tax into one single percent change instead of applying them one after another. For a $40 item with a 25% discount and 8% sales tax, a student might compute 40 × (1 − 0.25 + 0.08) = 40 × 0.83 = $33.20, treating the tax as if it applies to the original price. But tax is charged on the discounted price, not the original price: first take 25% off $40 to get $40 × 0.75 = $30, then add 8% tax on that $30: $30 × 1.08 = $32.40. The correct final price is $32.40, not $33.20 — always compute the discount first, then apply tax to the new lower price.</w:t>
-      </w:r>
-    </w:p>
-    <w:p>
-      <w:pPr>
-        <w:spacing w:after="40" w:before="0"/>
-      </w:pPr>
-      <w:r>
-        <w:rPr>
-          <w:b/>
-          <w:bCs/>
-        </w:rPr>
-        <w:t xml:space="preserve">9. A. $6</w:t>
+        <w:t xml:space="preserve">     Watch for: A common mistake when finding the whole is multiplying by the percent instead of dividing. For "$42 is 60% of the original price," computing 0.6 × 42 = $25.20 makes the original price SMALLER than the sale price — impossible for a discount. Since percent × whole = part, the whole is found by dividing: 42 ÷ 0.6 = $70. Whenever the percent is less than 100%, the whole must come out larger than the part, so a smaller answer is the tell.</w:t>
+      </w:r>
+    </w:p>
+    <w:p>
+      <w:pPr>
+        <w:spacing w:after="40" w:before="0"/>
+      </w:pPr>
+      <w:r>
+        <w:rPr>
+          <w:b/>
+          <w:bCs/>
+        </w:rPr>
+        <w:t xml:space="preserve">9. A. Divide the part by the percent in decimal form</w:t>
       </w:r>
     </w:p>
     <w:p>
@@ -1583,7 +1478,7 @@
         <w:spacing w:after="20" w:before="0"/>
       </w:pPr>
       <w:r>
-        <w:t xml:space="preserve">     Tip: 0.15 x 40 = $6.</w:t>
+        <w:t xml:space="preserve">     Percent × whole = part, so dividing the part by the decimal undoes the multiplication and leaves the whole.</w:t>
       </w:r>
     </w:p>
     <w:p>
@@ -1595,7 +1490,7 @@
           <w:i/>
           <w:iCs/>
         </w:rPr>
-        <w:t xml:space="preserve">     Watch for: A common mistake in Use Percent to Solve Problems is combining the discount and tax into one single percent change instead of applying them one after another. For a $40 item with a 25% discount and 8% sales tax, a student might compute 40 × (1 − 0.25 + 0.08) = 40 × 0.83 = $33.20, treating the tax as if it applies to the original price. But tax is charged on the discounted price, not the original price: first take 25% off $40 to get $40 × 0.75 = $30, then add 8% tax on that $30: $30 × 1.08 = $32.40. The correct final price is $32.40, not $33.20 — always compute the discount first, then apply tax to the new lower price.</w:t>
+        <w:t xml:space="preserve">     Watch for: A common mistake when finding the whole is multiplying by the percent instead of dividing. For "$42 is 60% of the original price," computing 0.6 × 42 = $25.20 makes the original price SMALLER than the sale price — impossible for a discount. Since percent × whole = part, the whole is found by dividing: 42 ÷ 0.6 = $70. Whenever the percent is less than 100%, the whole must come out larger than the part, so a smaller answer is the tell.</w:t>
       </w:r>
     </w:p>
     <w:p>
@@ -1608,54 +1503,6 @@
           <w:bCs/>
         </w:rPr>
         <w:t xml:space="preserve">10. Correct groups:</w:t>
-      </w:r>
-    </w:p>
-    <w:p>
-      <w:pPr>
-        <w:spacing w:after="20" w:before="0"/>
-      </w:pPr>
-      <w:r>
-        <w:t xml:space="preserve">     35% off backpacks → Final Price Goes DOWN</w:t>
-      </w:r>
-    </w:p>
-    <w:p>
-      <w:pPr>
-        <w:spacing w:after="20" w:before="0"/>
-      </w:pPr>
-      <w:r>
-        <w:t xml:space="preserve">     7% sales tax at checkout → Final Price Goes UP</w:t>
-      </w:r>
-    </w:p>
-    <w:p>
-      <w:pPr>
-        <w:spacing w:after="20" w:before="0"/>
-      </w:pPr>
-      <w:r>
-        <w:t xml:space="preserve">     18% tip at the smoothie bar → Final Price Goes UP</w:t>
-      </w:r>
-    </w:p>
-    <w:p>
-      <w:pPr>
-        <w:spacing w:after="20" w:before="0"/>
-      </w:pPr>
-      <w:r>
-        <w:t xml:space="preserve">     Clearance: 50% off shoes → Final Price Goes DOWN</w:t>
-      </w:r>
-    </w:p>
-    <w:p>
-      <w:pPr>
-        <w:spacing w:after="20" w:before="0"/>
-      </w:pPr>
-      <w:r>
-        <w:t xml:space="preserve">     Store adds a 12% markup on collectibles → Final Price Goes UP</w:t>
-      </w:r>
-    </w:p>
-    <w:p>
-      <w:pPr>
-        <w:spacing w:after="20" w:before="0"/>
-      </w:pPr>
-      <w:r>
-        <w:t xml:space="preserve">     Coupon: 15% off your total → Final Price Goes DOWN</w:t>
       </w:r>
     </w:p>
     <w:p>
